--- a/TS-Kramam/TS-5.6/TS 5.6 Malayalam Krama Paatam Corrections.docx
+++ b/TS-Kramam/TS-5.6/TS 5.6 Malayalam Krama Paatam Corrections.docx
@@ -297,7 +297,6 @@
         <w:tc>
           <w:tcPr>
             <w:tcW w:w="4048" w:type="dxa"/>
-            <w:shd w:val="clear" w:color="auto" w:fill="auto"/>
           </w:tcPr>
           <w:p>
             <w:pPr>
@@ -419,7 +418,6 @@
         <w:tc>
           <w:tcPr>
             <w:tcW w:w="4819" w:type="dxa"/>
-            <w:shd w:val="clear" w:color="auto" w:fill="auto"/>
           </w:tcPr>
           <w:p>
             <w:pPr>
@@ -428,7 +426,6 @@
               <w:autoSpaceDN w:val="0"/>
               <w:adjustRightInd w:val="0"/>
               <w:spacing w:before="0" w:line="240" w:lineRule="auto"/>
-              <w:jc w:val="center"/>
               <w:rPr>
                 <w:rFonts w:ascii="BRH Devanagari Extra" w:hAnsi="BRH Devanagari Extra" w:cs="BRH Devanagari Extra"/>
                 <w:color w:val="000000"/>
@@ -513,7 +510,6 @@
         <w:tc>
           <w:tcPr>
             <w:tcW w:w="5103" w:type="dxa"/>
-            <w:shd w:val="clear" w:color="auto" w:fill="auto"/>
           </w:tcPr>
           <w:p>
             <w:pPr>
@@ -522,7 +518,6 @@
               <w:autoSpaceDN w:val="0"/>
               <w:adjustRightInd w:val="0"/>
               <w:spacing w:before="0" w:line="240" w:lineRule="auto"/>
-              <w:jc w:val="center"/>
               <w:rPr>
                 <w:rFonts w:ascii="BRH Devanagari Extra" w:hAnsi="BRH Devanagari Extra" w:cs="BRH Devanagari Extra"/>
                 <w:color w:val="000000"/>
@@ -601,6 +596,517 @@
                 <w:lang w:eastAsia="en-IN" w:bidi="ml-IN"/>
               </w:rPr>
               <w:t xml:space="preserve"> ||</w:t>
+            </w:r>
+          </w:p>
+        </w:tc>
+      </w:tr>
+      <w:tr>
+        <w:trPr>
+          <w:trHeight w:val="2307"/>
+        </w:trPr>
+        <w:tc>
+          <w:tcPr>
+            <w:tcW w:w="4048" w:type="dxa"/>
+          </w:tcPr>
+          <w:p>
+            <w:pPr>
+              <w:widowControl w:val="0"/>
+              <w:tabs>
+                <w:tab w:val="left" w:pos="993"/>
+              </w:tabs>
+              <w:autoSpaceDE w:val="0"/>
+              <w:autoSpaceDN w:val="0"/>
+              <w:adjustRightInd w:val="0"/>
+              <w:spacing w:before="0" w:line="252" w:lineRule="auto"/>
+              <w:ind w:right="297"/>
+              <w:rPr>
+                <w:rFonts w:cs="Arial"/>
+                <w:b/>
+                <w:sz w:val="28"/>
+                <w:szCs w:val="32"/>
+              </w:rPr>
+            </w:pPr>
+            <w:r>
+              <w:rPr>
+                <w:rFonts w:cs="Arial"/>
+                <w:b/>
+                <w:sz w:val="28"/>
+                <w:szCs w:val="32"/>
+              </w:rPr>
+              <w:t>T.S.5.6.</w:t>
+            </w:r>
+            <w:r>
+              <w:rPr>
+                <w:rFonts w:cs="Arial"/>
+                <w:b/>
+                <w:sz w:val="28"/>
+                <w:szCs w:val="32"/>
+              </w:rPr>
+              <w:t>3.2</w:t>
+            </w:r>
+            <w:r>
+              <w:rPr>
+                <w:rFonts w:cs="Arial"/>
+                <w:b/>
+                <w:sz w:val="28"/>
+                <w:szCs w:val="32"/>
+              </w:rPr>
+              <w:t xml:space="preserve"> – Kramam</w:t>
+            </w:r>
+          </w:p>
+          <w:p>
+            <w:pPr>
+              <w:widowControl w:val="0"/>
+              <w:tabs>
+                <w:tab w:val="left" w:pos="993"/>
+              </w:tabs>
+              <w:autoSpaceDE w:val="0"/>
+              <w:autoSpaceDN w:val="0"/>
+              <w:adjustRightInd w:val="0"/>
+              <w:spacing w:before="0" w:line="252" w:lineRule="auto"/>
+              <w:ind w:right="297"/>
+              <w:rPr>
+                <w:rFonts w:cs="Arial"/>
+                <w:b/>
+                <w:sz w:val="28"/>
+                <w:szCs w:val="32"/>
+                <w:lang w:val="it-IT"/>
+              </w:rPr>
+            </w:pPr>
+            <w:r>
+              <w:rPr>
+                <w:rFonts w:cs="Arial"/>
+                <w:b/>
+                <w:sz w:val="28"/>
+                <w:szCs w:val="32"/>
+                <w:lang w:val="it-IT"/>
+              </w:rPr>
+              <w:t xml:space="preserve">Krama Vaakyam No.– </w:t>
+            </w:r>
+            <w:r>
+              <w:rPr>
+                <w:rFonts w:cs="Arial"/>
+                <w:b/>
+                <w:sz w:val="28"/>
+                <w:szCs w:val="32"/>
+                <w:lang w:val="it-IT"/>
+              </w:rPr>
+              <w:t>33</w:t>
+            </w:r>
+          </w:p>
+          <w:p>
+            <w:pPr>
+              <w:widowControl w:val="0"/>
+              <w:tabs>
+                <w:tab w:val="left" w:pos="993"/>
+              </w:tabs>
+              <w:autoSpaceDE w:val="0"/>
+              <w:autoSpaceDN w:val="0"/>
+              <w:adjustRightInd w:val="0"/>
+              <w:spacing w:before="0" w:line="252" w:lineRule="auto"/>
+              <w:ind w:right="297"/>
+              <w:rPr>
+                <w:rFonts w:cs="Arial"/>
+                <w:b/>
+                <w:sz w:val="28"/>
+                <w:szCs w:val="32"/>
+                <w:lang w:val="it-IT"/>
+              </w:rPr>
+            </w:pPr>
+            <w:r>
+              <w:rPr>
+                <w:rFonts w:cs="Arial"/>
+                <w:b/>
+                <w:sz w:val="28"/>
+                <w:szCs w:val="32"/>
+                <w:lang w:val="it-IT"/>
+              </w:rPr>
+              <w:t>Panchaati No</w:t>
+            </w:r>
+            <w:r>
+              <w:rPr>
+                <w:rFonts w:cs="Arial"/>
+                <w:b/>
+                <w:szCs w:val="32"/>
+                <w:lang w:val="it-IT"/>
+              </w:rPr>
+              <w:t xml:space="preserve">. - </w:t>
+            </w:r>
+            <w:r>
+              <w:rPr>
+                <w:rFonts w:cs="Arial"/>
+                <w:b/>
+                <w:sz w:val="28"/>
+                <w:szCs w:val="32"/>
+                <w:lang w:val="it-IT"/>
+              </w:rPr>
+              <w:t>1</w:t>
+            </w:r>
+            <w:r>
+              <w:rPr>
+                <w:rFonts w:cs="Arial"/>
+                <w:b/>
+                <w:sz w:val="28"/>
+                <w:szCs w:val="32"/>
+                <w:lang w:val="it-IT"/>
+              </w:rPr>
+              <w:t>2</w:t>
+            </w:r>
+          </w:p>
+        </w:tc>
+        <w:tc>
+          <w:tcPr>
+            <w:tcW w:w="4819" w:type="dxa"/>
+          </w:tcPr>
+          <w:p>
+            <w:pPr>
+              <w:widowControl w:val="0"/>
+              <w:autoSpaceDE w:val="0"/>
+              <w:autoSpaceDN w:val="0"/>
+              <w:adjustRightInd w:val="0"/>
+              <w:spacing w:line="252" w:lineRule="auto"/>
+              <w:rPr>
+                <w:rFonts w:ascii="BRH Malayalam Extra" w:eastAsia="Times New Roman" w:hAnsi="BRH Malayalam Extra" w:cs="BRH Malayalam Extra"/>
+                <w:color w:val="000000"/>
+                <w:sz w:val="40"/>
+                <w:szCs w:val="40"/>
+                <w:lang w:val="en-IN" w:eastAsia="en-IN" w:bidi="ml-IN"/>
+              </w:rPr>
+            </w:pPr>
+            <w:r>
+              <w:rPr>
+                <w:rFonts w:ascii="BRH Malayalam Extra" w:eastAsia="Times New Roman" w:hAnsi="BRH Malayalam Extra" w:cs="BRH Malayalam Extra"/>
+                <w:color w:val="000000"/>
+                <w:sz w:val="40"/>
+                <w:szCs w:val="40"/>
+                <w:lang w:val="en-IN" w:eastAsia="en-IN" w:bidi="ml-IN"/>
+              </w:rPr>
+              <w:t>AË—sõxËsõx</w:t>
+            </w:r>
+            <w:r>
+              <w:rPr>
+                <w:rFonts w:ascii="BRH Malayalam Extra" w:eastAsia="Times New Roman" w:hAnsi="BRH Malayalam Extra" w:cs="BRH Malayalam Extra"/>
+                <w:color w:val="000000"/>
+                <w:sz w:val="32"/>
+                <w:szCs w:val="40"/>
+                <w:lang w:val="en-IN" w:eastAsia="en-IN" w:bidi="ml-IN"/>
+              </w:rPr>
+              <w:t>–</w:t>
+            </w:r>
+            <w:r>
+              <w:rPr>
+                <w:rFonts w:ascii="BRH Malayalam Extra" w:eastAsia="Times New Roman" w:hAnsi="BRH Malayalam Extra" w:cs="BRH Malayalam Extra"/>
+                <w:color w:val="000000"/>
+                <w:sz w:val="40"/>
+                <w:szCs w:val="40"/>
+                <w:lang w:val="en-IN" w:eastAsia="en-IN" w:bidi="ml-IN"/>
+              </w:rPr>
+              <w:t xml:space="preserve">hy | </w:t>
+            </w:r>
+          </w:p>
+          <w:p>
+            <w:pPr>
+              <w:widowControl w:val="0"/>
+              <w:autoSpaceDE w:val="0"/>
+              <w:autoSpaceDN w:val="0"/>
+              <w:adjustRightInd w:val="0"/>
+              <w:spacing w:before="0" w:line="240" w:lineRule="auto"/>
+              <w:rPr>
+                <w:rFonts w:ascii="BRH Malayalam Extra" w:eastAsia="Times New Roman" w:hAnsi="BRH Malayalam Extra" w:cs="BRH Malayalam Extra"/>
+                <w:color w:val="000000"/>
+                <w:sz w:val="40"/>
+                <w:szCs w:val="40"/>
+                <w:lang w:val="en-IN" w:eastAsia="en-IN" w:bidi="ml-IN"/>
+              </w:rPr>
+            </w:pPr>
+            <w:r>
+              <w:rPr>
+                <w:rFonts w:ascii="BRH Malayalam Extra" w:eastAsia="Times New Roman" w:hAnsi="BRH Malayalam Extra" w:cs="BRH Malayalam Extra"/>
+                <w:color w:val="000000"/>
+                <w:sz w:val="40"/>
+                <w:szCs w:val="40"/>
+                <w:lang w:val="en-IN" w:eastAsia="en-IN" w:bidi="ml-IN"/>
+              </w:rPr>
+              <w:t>A</w:t>
+            </w:r>
+            <w:r>
+              <w:rPr>
+                <w:rFonts w:ascii="BRH Malayalam Extra" w:eastAsia="Times New Roman" w:hAnsi="BRH Malayalam Extra" w:cs="BRH Malayalam Extra"/>
+                <w:color w:val="000000"/>
+                <w:sz w:val="40"/>
+                <w:szCs w:val="40"/>
+                <w:highlight w:val="yellow"/>
+                <w:lang w:val="en-IN" w:eastAsia="en-IN" w:bidi="ml-IN"/>
+              </w:rPr>
+              <w:t>dõ</w:t>
+            </w:r>
+            <w:r>
+              <w:rPr>
+                <w:rFonts w:ascii="BRH Malayalam Extra" w:eastAsia="Times New Roman" w:hAnsi="BRH Malayalam Extra" w:cs="BRH Malayalam Extra"/>
+                <w:color w:val="000000"/>
+                <w:sz w:val="40"/>
+                <w:szCs w:val="40"/>
+                <w:lang w:val="en-IN" w:eastAsia="en-IN" w:bidi="ml-IN"/>
+              </w:rPr>
+              <w:t>—sõxË</w:t>
+            </w:r>
+            <w:r>
+              <w:rPr>
+                <w:rFonts w:ascii="BRH Malayalam Extra" w:eastAsia="Times New Roman" w:hAnsi="BRH Malayalam Extra" w:cs="BRH Malayalam Extra"/>
+                <w:color w:val="000000"/>
+                <w:sz w:val="32"/>
+                <w:szCs w:val="40"/>
+                <w:lang w:val="en-IN" w:eastAsia="en-IN" w:bidi="ml-IN"/>
+              </w:rPr>
+              <w:t>–</w:t>
+            </w:r>
+            <w:r>
+              <w:rPr>
+                <w:rFonts w:ascii="BRH Malayalam Extra" w:eastAsia="Times New Roman" w:hAnsi="BRH Malayalam Extra" w:cs="BRH Malayalam Extra"/>
+                <w:color w:val="000000"/>
+                <w:sz w:val="40"/>
+                <w:szCs w:val="40"/>
+                <w:lang w:val="en-IN" w:eastAsia="en-IN" w:bidi="ml-IN"/>
+              </w:rPr>
+              <w:t>¥sõZõË—sõ - A</w:t>
+            </w:r>
+            <w:r>
+              <w:rPr>
+                <w:rFonts w:ascii="BRH Malayalam Extra" w:eastAsia="Times New Roman" w:hAnsi="BRH Malayalam Extra" w:cs="BRH Malayalam Extra"/>
+                <w:color w:val="000000"/>
+                <w:sz w:val="32"/>
+                <w:szCs w:val="40"/>
+                <w:lang w:val="en-IN" w:eastAsia="en-IN" w:bidi="ml-IN"/>
+              </w:rPr>
+              <w:t>–</w:t>
+            </w:r>
+            <w:r>
+              <w:rPr>
+                <w:rFonts w:ascii="BRH Malayalam Extra" w:eastAsia="Times New Roman" w:hAnsi="BRH Malayalam Extra" w:cs="BRH Malayalam Extra"/>
+                <w:color w:val="000000"/>
+                <w:sz w:val="40"/>
+                <w:szCs w:val="40"/>
+                <w:lang w:val="en-IN" w:eastAsia="en-IN" w:bidi="ml-IN"/>
+              </w:rPr>
+              <w:t>Ë</w:t>
+            </w:r>
+            <w:r>
+              <w:rPr>
+                <w:rFonts w:ascii="BRH Malayalam Extra" w:eastAsia="Times New Roman" w:hAnsi="BRH Malayalam Extra" w:cs="BRH Malayalam Extra"/>
+                <w:color w:val="000000"/>
+                <w:sz w:val="32"/>
+                <w:szCs w:val="40"/>
+                <w:lang w:val="en-IN" w:eastAsia="en-IN" w:bidi="ml-IN"/>
+              </w:rPr>
+              <w:t>–</w:t>
+            </w:r>
+            <w:r>
+              <w:rPr>
+                <w:rFonts w:ascii="BRH Malayalam Extra" w:eastAsia="Times New Roman" w:hAnsi="BRH Malayalam Extra" w:cs="BRH Malayalam Extra"/>
+                <w:color w:val="000000"/>
+                <w:sz w:val="40"/>
+                <w:szCs w:val="40"/>
+                <w:lang w:val="en-IN" w:eastAsia="en-IN" w:bidi="ml-IN"/>
+              </w:rPr>
+              <w:t>sõ</w:t>
+            </w:r>
+            <w:r>
+              <w:rPr>
+                <w:rFonts w:ascii="BRH Malayalam Extra" w:eastAsia="Times New Roman" w:hAnsi="BRH Malayalam Extra" w:cs="BRH Malayalam Extra"/>
+                <w:color w:val="000000"/>
+                <w:sz w:val="32"/>
+                <w:szCs w:val="40"/>
+                <w:lang w:val="en-IN" w:eastAsia="en-IN" w:bidi="ml-IN"/>
+              </w:rPr>
+              <w:t>–</w:t>
+            </w:r>
+            <w:r>
+              <w:rPr>
+                <w:rFonts w:ascii="BRH Malayalam Extra" w:eastAsia="Times New Roman" w:hAnsi="BRH Malayalam Extra" w:cs="BRH Malayalam Extra"/>
+                <w:color w:val="000000"/>
+                <w:sz w:val="40"/>
+                <w:szCs w:val="40"/>
+                <w:lang w:val="en-IN" w:eastAsia="en-IN" w:bidi="ml-IN"/>
+              </w:rPr>
+              <w:t xml:space="preserve"> |</w:t>
+            </w:r>
+          </w:p>
+        </w:tc>
+        <w:tc>
+          <w:tcPr>
+            <w:tcW w:w="5103" w:type="dxa"/>
+          </w:tcPr>
+          <w:p>
+            <w:pPr>
+              <w:widowControl w:val="0"/>
+              <w:autoSpaceDE w:val="0"/>
+              <w:autoSpaceDN w:val="0"/>
+              <w:adjustRightInd w:val="0"/>
+              <w:spacing w:line="252" w:lineRule="auto"/>
+              <w:rPr>
+                <w:rFonts w:ascii="BRH Malayalam Extra" w:eastAsia="Times New Roman" w:hAnsi="BRH Malayalam Extra" w:cs="BRH Malayalam Extra"/>
+                <w:color w:val="000000"/>
+                <w:sz w:val="40"/>
+                <w:szCs w:val="40"/>
+                <w:lang w:val="en-IN" w:eastAsia="en-IN" w:bidi="ml-IN"/>
+              </w:rPr>
+            </w:pPr>
+            <w:r>
+              <w:rPr>
+                <w:rFonts w:ascii="BRH Malayalam Extra" w:eastAsia="Times New Roman" w:hAnsi="BRH Malayalam Extra" w:cs="BRH Malayalam Extra"/>
+                <w:color w:val="000000"/>
+                <w:sz w:val="40"/>
+                <w:szCs w:val="40"/>
+                <w:lang w:val="en-IN" w:eastAsia="en-IN" w:bidi="ml-IN"/>
+              </w:rPr>
+              <w:t>AË—sõxËsõx</w:t>
+            </w:r>
+            <w:r>
+              <w:rPr>
+                <w:rFonts w:ascii="BRH Malayalam Extra" w:eastAsia="Times New Roman" w:hAnsi="BRH Malayalam Extra" w:cs="BRH Malayalam Extra"/>
+                <w:color w:val="000000"/>
+                <w:sz w:val="32"/>
+                <w:szCs w:val="40"/>
+                <w:lang w:val="en-IN" w:eastAsia="en-IN" w:bidi="ml-IN"/>
+              </w:rPr>
+              <w:t>–</w:t>
+            </w:r>
+            <w:r>
+              <w:rPr>
+                <w:rFonts w:ascii="BRH Malayalam Extra" w:eastAsia="Times New Roman" w:hAnsi="BRH Malayalam Extra" w:cs="BRH Malayalam Extra"/>
+                <w:color w:val="000000"/>
+                <w:sz w:val="40"/>
+                <w:szCs w:val="40"/>
+                <w:lang w:val="en-IN" w:eastAsia="en-IN" w:bidi="ml-IN"/>
+              </w:rPr>
+              <w:t xml:space="preserve">hy | </w:t>
+            </w:r>
+          </w:p>
+          <w:p>
+            <w:pPr>
+              <w:widowControl w:val="0"/>
+              <w:autoSpaceDE w:val="0"/>
+              <w:autoSpaceDN w:val="0"/>
+              <w:adjustRightInd w:val="0"/>
+              <w:spacing w:before="0" w:line="240" w:lineRule="auto"/>
+              <w:rPr>
+                <w:rFonts w:ascii="BRH Malayalam Extra" w:eastAsia="Times New Roman" w:hAnsi="BRH Malayalam Extra" w:cs="BRH Malayalam Extra"/>
+                <w:color w:val="000000"/>
+                <w:sz w:val="40"/>
+                <w:szCs w:val="40"/>
+                <w:lang w:eastAsia="en-IN" w:bidi="ml-IN"/>
+              </w:rPr>
+            </w:pPr>
+            <w:r>
+              <w:rPr>
+                <w:rFonts w:ascii="BRH Malayalam Extra" w:eastAsia="Times New Roman" w:hAnsi="BRH Malayalam Extra" w:cs="BRH Malayalam Extra"/>
+                <w:color w:val="000000"/>
+                <w:sz w:val="40"/>
+                <w:szCs w:val="40"/>
+                <w:lang w:val="en-IN" w:eastAsia="en-IN" w:bidi="ml-IN"/>
+              </w:rPr>
+              <w:t>A</w:t>
+            </w:r>
+            <w:r>
+              <w:rPr>
+                <w:rFonts w:ascii="BRH Malayalam Extra" w:eastAsia="Times New Roman" w:hAnsi="BRH Malayalam Extra" w:cs="BRH Malayalam Extra"/>
+                <w:color w:val="000000"/>
+                <w:sz w:val="40"/>
+                <w:szCs w:val="40"/>
+                <w:highlight w:val="green"/>
+                <w:lang w:val="en-IN" w:eastAsia="en-IN" w:bidi="ml-IN"/>
+              </w:rPr>
+              <w:t>Ë</w:t>
+            </w:r>
+            <w:r>
+              <w:rPr>
+                <w:rFonts w:ascii="BRH Malayalam Extra" w:eastAsia="Times New Roman" w:hAnsi="BRH Malayalam Extra" w:cs="BRH Malayalam Extra"/>
+                <w:color w:val="000000"/>
+                <w:sz w:val="40"/>
+                <w:szCs w:val="40"/>
+                <w:lang w:val="en-IN" w:eastAsia="en-IN" w:bidi="ml-IN"/>
+              </w:rPr>
+              <w:t>—sõxË</w:t>
+            </w:r>
+            <w:r>
+              <w:rPr>
+                <w:rFonts w:ascii="BRH Malayalam Extra" w:eastAsia="Times New Roman" w:hAnsi="BRH Malayalam Extra" w:cs="BRH Malayalam Extra"/>
+                <w:color w:val="000000"/>
+                <w:sz w:val="32"/>
+                <w:szCs w:val="40"/>
+                <w:lang w:val="en-IN" w:eastAsia="en-IN" w:bidi="ml-IN"/>
+              </w:rPr>
+              <w:t>–</w:t>
+            </w:r>
+            <w:r>
+              <w:rPr>
+                <w:rFonts w:ascii="BRH Malayalam Extra" w:eastAsia="Times New Roman" w:hAnsi="BRH Malayalam Extra" w:cs="BRH Malayalam Extra"/>
+                <w:color w:val="000000"/>
+                <w:sz w:val="40"/>
+                <w:szCs w:val="40"/>
+                <w:lang w:val="en-IN" w:eastAsia="en-IN" w:bidi="ml-IN"/>
+              </w:rPr>
+              <w:t>¥sõZõË—sõ - A</w:t>
+            </w:r>
+            <w:r>
+              <w:rPr>
+                <w:rFonts w:ascii="BRH Malayalam Extra" w:eastAsia="Times New Roman" w:hAnsi="BRH Malayalam Extra" w:cs="BRH Malayalam Extra"/>
+                <w:color w:val="000000"/>
+                <w:sz w:val="32"/>
+                <w:szCs w:val="40"/>
+                <w:lang w:val="en-IN" w:eastAsia="en-IN" w:bidi="ml-IN"/>
+              </w:rPr>
+              <w:t>–</w:t>
+            </w:r>
+            <w:r>
+              <w:rPr>
+                <w:rFonts w:ascii="BRH Malayalam Extra" w:eastAsia="Times New Roman" w:hAnsi="BRH Malayalam Extra" w:cs="BRH Malayalam Extra"/>
+                <w:color w:val="000000"/>
+                <w:sz w:val="40"/>
+                <w:szCs w:val="40"/>
+                <w:lang w:val="en-IN" w:eastAsia="en-IN" w:bidi="ml-IN"/>
+              </w:rPr>
+              <w:t>Ë</w:t>
+            </w:r>
+            <w:r>
+              <w:rPr>
+                <w:rFonts w:ascii="BRH Malayalam Extra" w:eastAsia="Times New Roman" w:hAnsi="BRH Malayalam Extra" w:cs="BRH Malayalam Extra"/>
+                <w:color w:val="000000"/>
+                <w:sz w:val="32"/>
+                <w:szCs w:val="40"/>
+                <w:lang w:val="en-IN" w:eastAsia="en-IN" w:bidi="ml-IN"/>
+              </w:rPr>
+              <w:t>–</w:t>
+            </w:r>
+            <w:r>
+              <w:rPr>
+                <w:rFonts w:ascii="BRH Malayalam Extra" w:eastAsia="Times New Roman" w:hAnsi="BRH Malayalam Extra" w:cs="BRH Malayalam Extra"/>
+                <w:color w:val="000000"/>
+                <w:sz w:val="40"/>
+                <w:szCs w:val="40"/>
+                <w:lang w:val="en-IN" w:eastAsia="en-IN" w:bidi="ml-IN"/>
+              </w:rPr>
+              <w:t>sõ</w:t>
+            </w:r>
+            <w:r>
+              <w:rPr>
+                <w:rFonts w:ascii="BRH Malayalam Extra" w:eastAsia="Times New Roman" w:hAnsi="BRH Malayalam Extra" w:cs="BRH Malayalam Extra"/>
+                <w:color w:val="000000"/>
+                <w:sz w:val="32"/>
+                <w:szCs w:val="40"/>
+                <w:lang w:val="en-IN" w:eastAsia="en-IN" w:bidi="ml-IN"/>
+              </w:rPr>
+              <w:t>–</w:t>
+            </w:r>
+            <w:r>
+              <w:rPr>
+                <w:rFonts w:ascii="BRH Malayalam Extra" w:eastAsia="Times New Roman" w:hAnsi="BRH Malayalam Extra" w:cs="BRH Malayalam Extra"/>
+                <w:color w:val="000000"/>
+                <w:sz w:val="40"/>
+                <w:szCs w:val="40"/>
+                <w:lang w:val="en-IN" w:eastAsia="en-IN" w:bidi="ml-IN"/>
+              </w:rPr>
+              <w:t xml:space="preserve"> |</w:t>
             </w:r>
           </w:p>
         </w:tc>
@@ -942,7 +1448,6 @@
         <w:tc>
           <w:tcPr>
             <w:tcW w:w="4048" w:type="dxa"/>
-            <w:shd w:val="clear" w:color="auto" w:fill="auto"/>
           </w:tcPr>
           <w:p>
             <w:pPr>
@@ -975,7 +1480,6 @@
         <w:tc>
           <w:tcPr>
             <w:tcW w:w="4819" w:type="dxa"/>
-            <w:shd w:val="clear" w:color="auto" w:fill="auto"/>
           </w:tcPr>
           <w:p>
             <w:pPr>
@@ -1008,7 +1512,6 @@
         <w:tc>
           <w:tcPr>
             <w:tcW w:w="5103" w:type="dxa"/>
-            <w:shd w:val="clear" w:color="auto" w:fill="auto"/>
           </w:tcPr>
           <w:p>
             <w:pPr>
@@ -1082,6 +1585,7 @@
           <w:szCs w:val="32"/>
           <w:u w:val="single"/>
         </w:rPr>
+        <w:lastRenderedPageBreak/>
         <w:t xml:space="preserve">TS </w:t>
       </w:r>
       <w:r>
@@ -1340,7 +1844,6 @@
                 <w:sz w:val="28"/>
                 <w:szCs w:val="32"/>
               </w:rPr>
-              <w:lastRenderedPageBreak/>
               <w:t>T.S.5.6.1.1 – Kramam</w:t>
             </w:r>
           </w:p>
@@ -3444,6 +3947,7 @@
                 <w:sz w:val="28"/>
                 <w:szCs w:val="32"/>
               </w:rPr>
+              <w:lastRenderedPageBreak/>
               <w:t>T.S.5.6.4.1 – Kramam</w:t>
             </w:r>
           </w:p>
@@ -3699,7 +4203,6 @@
                 <w:sz w:val="28"/>
                 <w:szCs w:val="32"/>
               </w:rPr>
-              <w:lastRenderedPageBreak/>
               <w:t>T.S.5.6.5.3 – Kramam</w:t>
             </w:r>
           </w:p>
@@ -5718,6 +6221,7 @@
                 <w:sz w:val="28"/>
                 <w:szCs w:val="32"/>
               </w:rPr>
+              <w:lastRenderedPageBreak/>
               <w:t>T.S.5.6.13.1 – Kramam</w:t>
             </w:r>
           </w:p>
@@ -6076,7 +6580,6 @@
                 <w:sz w:val="28"/>
                 <w:szCs w:val="32"/>
               </w:rPr>
-              <w:lastRenderedPageBreak/>
               <w:t>T.S.5.6.15.1 – Kramam</w:t>
             </w:r>
           </w:p>
@@ -8035,6 +8538,7 @@
           <w:szCs w:val="32"/>
           <w:u w:val="single"/>
         </w:rPr>
+        <w:lastRenderedPageBreak/>
         <w:t xml:space="preserve">TS </w:t>
       </w:r>
       <w:r>
@@ -8226,7 +8730,6 @@
                 <w:sz w:val="32"/>
                 <w:szCs w:val="32"/>
               </w:rPr>
-              <w:lastRenderedPageBreak/>
               <w:t>Reference</w:t>
             </w:r>
           </w:p>
@@ -8249,7 +8752,6 @@
                 <w:sz w:val="32"/>
                 <w:szCs w:val="32"/>
               </w:rPr>
-              <w:lastRenderedPageBreak/>
               <w:t>As Printed</w:t>
             </w:r>
           </w:p>

--- a/TS-Kramam/TS-5.6/TS 5.6 Malayalam Krama Paatam Corrections.docx
+++ b/TS-Kramam/TS-5.6/TS 5.6 Malayalam Krama Paatam Corrections.docx
@@ -44,6 +44,7 @@
         </w:rPr>
         <w:t xml:space="preserve"> Paatam – TS </w:t>
       </w:r>
+      <w:proofErr w:type="gramStart"/>
       <w:r>
         <w:rPr>
           <w:b/>
@@ -94,6 +95,7 @@
         </w:rPr>
         <w:t>am</w:t>
       </w:r>
+      <w:proofErr w:type="gramEnd"/>
       <w:r>
         <w:rPr>
           <w:b/>
@@ -122,7 +124,18 @@
           <w:szCs w:val="32"/>
           <w:u w:val="single"/>
         </w:rPr>
-        <w:t xml:space="preserve">Observed till </w:t>
+        <w:t xml:space="preserve">Observed </w:t>
+      </w:r>
+      <w:proofErr w:type="gramStart"/>
+      <w:r>
+        <w:rPr>
+          <w:b/>
+          <w:bCs/>
+          <w:sz w:val="32"/>
+          <w:szCs w:val="32"/>
+          <w:u w:val="single"/>
+        </w:rPr>
+        <w:t xml:space="preserve">till </w:t>
       </w:r>
       <w:r>
         <w:rPr>
@@ -135,6 +148,7 @@
         </w:rPr>
         <w:t>????</w:t>
       </w:r>
+      <w:proofErr w:type="gramEnd"/>
     </w:p>
     <w:p>
       <w:pPr>
@@ -670,28 +684,18 @@
                 <w:b/>
                 <w:sz w:val="28"/>
                 <w:szCs w:val="32"/>
-                <w:lang w:val="it-IT"/>
-              </w:rPr>
-            </w:pPr>
-            <w:r>
-              <w:rPr>
-                <w:rFonts w:cs="Arial"/>
-                <w:b/>
-                <w:sz w:val="28"/>
-                <w:szCs w:val="32"/>
-                <w:lang w:val="it-IT"/>
-              </w:rPr>
-              <w:t xml:space="preserve">Krama Vaakyam No.– </w:t>
-            </w:r>
-            <w:r>
-              <w:rPr>
-                <w:rFonts w:cs="Arial"/>
-                <w:b/>
-                <w:sz w:val="28"/>
-                <w:szCs w:val="32"/>
-                <w:lang w:val="it-IT"/>
-              </w:rPr>
-              <w:t>33</w:t>
+                <w:lang w:val="en-IN"/>
+              </w:rPr>
+            </w:pPr>
+            <w:r>
+              <w:rPr>
+                <w:rFonts w:cs="Arial"/>
+                <w:b/>
+                <w:sz w:val="28"/>
+                <w:szCs w:val="32"/>
+                <w:lang w:val="en-IN"/>
+              </w:rPr>
+              <w:t>Krama Vaakyam No.– 33</w:t>
             </w:r>
           </w:p>
           <w:p>
@@ -770,16 +774,16 @@
                 <w:color w:val="000000"/>
                 <w:sz w:val="40"/>
                 <w:szCs w:val="40"/>
-                <w:lang w:val="en-IN" w:eastAsia="en-IN" w:bidi="ml-IN"/>
-              </w:rPr>
-            </w:pPr>
-            <w:r>
-              <w:rPr>
-                <w:rFonts w:ascii="BRH Malayalam Extra" w:eastAsia="Times New Roman" w:hAnsi="BRH Malayalam Extra" w:cs="BRH Malayalam Extra"/>
-                <w:color w:val="000000"/>
-                <w:sz w:val="40"/>
-                <w:szCs w:val="40"/>
-                <w:lang w:val="en-IN" w:eastAsia="en-IN" w:bidi="ml-IN"/>
+                <w:lang w:val="it-IT" w:eastAsia="en-IN" w:bidi="ml-IN"/>
+              </w:rPr>
+            </w:pPr>
+            <w:r>
+              <w:rPr>
+                <w:rFonts w:ascii="BRH Malayalam Extra" w:eastAsia="Times New Roman" w:hAnsi="BRH Malayalam Extra" w:cs="BRH Malayalam Extra"/>
+                <w:color w:val="000000"/>
+                <w:sz w:val="40"/>
+                <w:szCs w:val="40"/>
+                <w:lang w:val="it-IT" w:eastAsia="en-IN" w:bidi="ml-IN"/>
               </w:rPr>
               <w:t>AË—sõxËsõx</w:t>
             </w:r>
@@ -789,17 +793,17 @@
                 <w:color w:val="000000"/>
                 <w:sz w:val="32"/>
                 <w:szCs w:val="40"/>
-                <w:lang w:val="en-IN" w:eastAsia="en-IN" w:bidi="ml-IN"/>
-              </w:rPr>
-              <w:t>–</w:t>
-            </w:r>
-            <w:r>
-              <w:rPr>
-                <w:rFonts w:ascii="BRH Malayalam Extra" w:eastAsia="Times New Roman" w:hAnsi="BRH Malayalam Extra" w:cs="BRH Malayalam Extra"/>
-                <w:color w:val="000000"/>
-                <w:sz w:val="40"/>
-                <w:szCs w:val="40"/>
-                <w:lang w:val="en-IN" w:eastAsia="en-IN" w:bidi="ml-IN"/>
+                <w:lang w:val="it-IT" w:eastAsia="en-IN" w:bidi="ml-IN"/>
+              </w:rPr>
+              <w:t>–</w:t>
+            </w:r>
+            <w:r>
+              <w:rPr>
+                <w:rFonts w:ascii="BRH Malayalam Extra" w:eastAsia="Times New Roman" w:hAnsi="BRH Malayalam Extra" w:cs="BRH Malayalam Extra"/>
+                <w:color w:val="000000"/>
+                <w:sz w:val="40"/>
+                <w:szCs w:val="40"/>
+                <w:lang w:val="it-IT" w:eastAsia="en-IN" w:bidi="ml-IN"/>
               </w:rPr>
               <w:t xml:space="preserve">hy | </w:t>
             </w:r>
@@ -816,16 +820,16 @@
                 <w:color w:val="000000"/>
                 <w:sz w:val="40"/>
                 <w:szCs w:val="40"/>
-                <w:lang w:val="en-IN" w:eastAsia="en-IN" w:bidi="ml-IN"/>
-              </w:rPr>
-            </w:pPr>
-            <w:r>
-              <w:rPr>
-                <w:rFonts w:ascii="BRH Malayalam Extra" w:eastAsia="Times New Roman" w:hAnsi="BRH Malayalam Extra" w:cs="BRH Malayalam Extra"/>
-                <w:color w:val="000000"/>
-                <w:sz w:val="40"/>
-                <w:szCs w:val="40"/>
-                <w:lang w:val="en-IN" w:eastAsia="en-IN" w:bidi="ml-IN"/>
+                <w:lang w:val="it-IT" w:eastAsia="en-IN" w:bidi="ml-IN"/>
+              </w:rPr>
+            </w:pPr>
+            <w:r>
+              <w:rPr>
+                <w:rFonts w:ascii="BRH Malayalam Extra" w:eastAsia="Times New Roman" w:hAnsi="BRH Malayalam Extra" w:cs="BRH Malayalam Extra"/>
+                <w:color w:val="000000"/>
+                <w:sz w:val="40"/>
+                <w:szCs w:val="40"/>
+                <w:lang w:val="it-IT" w:eastAsia="en-IN" w:bidi="ml-IN"/>
               </w:rPr>
               <w:t>A</w:t>
             </w:r>
@@ -836,7 +840,7 @@
                 <w:sz w:val="40"/>
                 <w:szCs w:val="40"/>
                 <w:highlight w:val="yellow"/>
-                <w:lang w:val="en-IN" w:eastAsia="en-IN" w:bidi="ml-IN"/>
+                <w:lang w:val="it-IT" w:eastAsia="en-IN" w:bidi="ml-IN"/>
               </w:rPr>
               <w:t>dõ</w:t>
             </w:r>
@@ -846,7 +850,7 @@
                 <w:color w:val="000000"/>
                 <w:sz w:val="40"/>
                 <w:szCs w:val="40"/>
-                <w:lang w:val="en-IN" w:eastAsia="en-IN" w:bidi="ml-IN"/>
+                <w:lang w:val="it-IT" w:eastAsia="en-IN" w:bidi="ml-IN"/>
               </w:rPr>
               <w:t>—sõxË</w:t>
             </w:r>
@@ -856,17 +860,17 @@
                 <w:color w:val="000000"/>
                 <w:sz w:val="32"/>
                 <w:szCs w:val="40"/>
-                <w:lang w:val="en-IN" w:eastAsia="en-IN" w:bidi="ml-IN"/>
-              </w:rPr>
-              <w:t>–</w:t>
-            </w:r>
-            <w:r>
-              <w:rPr>
-                <w:rFonts w:ascii="BRH Malayalam Extra" w:eastAsia="Times New Roman" w:hAnsi="BRH Malayalam Extra" w:cs="BRH Malayalam Extra"/>
-                <w:color w:val="000000"/>
-                <w:sz w:val="40"/>
-                <w:szCs w:val="40"/>
-                <w:lang w:val="en-IN" w:eastAsia="en-IN" w:bidi="ml-IN"/>
+                <w:lang w:val="it-IT" w:eastAsia="en-IN" w:bidi="ml-IN"/>
+              </w:rPr>
+              <w:t>–</w:t>
+            </w:r>
+            <w:r>
+              <w:rPr>
+                <w:rFonts w:ascii="BRH Malayalam Extra" w:eastAsia="Times New Roman" w:hAnsi="BRH Malayalam Extra" w:cs="BRH Malayalam Extra"/>
+                <w:color w:val="000000"/>
+                <w:sz w:val="40"/>
+                <w:szCs w:val="40"/>
+                <w:lang w:val="it-IT" w:eastAsia="en-IN" w:bidi="ml-IN"/>
               </w:rPr>
               <w:t>¥sõZõË—sõ - A</w:t>
             </w:r>
@@ -876,17 +880,17 @@
                 <w:color w:val="000000"/>
                 <w:sz w:val="32"/>
                 <w:szCs w:val="40"/>
-                <w:lang w:val="en-IN" w:eastAsia="en-IN" w:bidi="ml-IN"/>
-              </w:rPr>
-              <w:t>–</w:t>
-            </w:r>
-            <w:r>
-              <w:rPr>
-                <w:rFonts w:ascii="BRH Malayalam Extra" w:eastAsia="Times New Roman" w:hAnsi="BRH Malayalam Extra" w:cs="BRH Malayalam Extra"/>
-                <w:color w:val="000000"/>
-                <w:sz w:val="40"/>
-                <w:szCs w:val="40"/>
-                <w:lang w:val="en-IN" w:eastAsia="en-IN" w:bidi="ml-IN"/>
+                <w:lang w:val="it-IT" w:eastAsia="en-IN" w:bidi="ml-IN"/>
+              </w:rPr>
+              <w:t>–</w:t>
+            </w:r>
+            <w:r>
+              <w:rPr>
+                <w:rFonts w:ascii="BRH Malayalam Extra" w:eastAsia="Times New Roman" w:hAnsi="BRH Malayalam Extra" w:cs="BRH Malayalam Extra"/>
+                <w:color w:val="000000"/>
+                <w:sz w:val="40"/>
+                <w:szCs w:val="40"/>
+                <w:lang w:val="it-IT" w:eastAsia="en-IN" w:bidi="ml-IN"/>
               </w:rPr>
               <w:t>Ë</w:t>
             </w:r>
@@ -896,17 +900,17 @@
                 <w:color w:val="000000"/>
                 <w:sz w:val="32"/>
                 <w:szCs w:val="40"/>
-                <w:lang w:val="en-IN" w:eastAsia="en-IN" w:bidi="ml-IN"/>
-              </w:rPr>
-              <w:t>–</w:t>
-            </w:r>
-            <w:r>
-              <w:rPr>
-                <w:rFonts w:ascii="BRH Malayalam Extra" w:eastAsia="Times New Roman" w:hAnsi="BRH Malayalam Extra" w:cs="BRH Malayalam Extra"/>
-                <w:color w:val="000000"/>
-                <w:sz w:val="40"/>
-                <w:szCs w:val="40"/>
-                <w:lang w:val="en-IN" w:eastAsia="en-IN" w:bidi="ml-IN"/>
+                <w:lang w:val="it-IT" w:eastAsia="en-IN" w:bidi="ml-IN"/>
+              </w:rPr>
+              <w:t>–</w:t>
+            </w:r>
+            <w:r>
+              <w:rPr>
+                <w:rFonts w:ascii="BRH Malayalam Extra" w:eastAsia="Times New Roman" w:hAnsi="BRH Malayalam Extra" w:cs="BRH Malayalam Extra"/>
+                <w:color w:val="000000"/>
+                <w:sz w:val="40"/>
+                <w:szCs w:val="40"/>
+                <w:lang w:val="it-IT" w:eastAsia="en-IN" w:bidi="ml-IN"/>
               </w:rPr>
               <w:t>sõ</w:t>
             </w:r>
@@ -916,17 +920,17 @@
                 <w:color w:val="000000"/>
                 <w:sz w:val="32"/>
                 <w:szCs w:val="40"/>
-                <w:lang w:val="en-IN" w:eastAsia="en-IN" w:bidi="ml-IN"/>
-              </w:rPr>
-              <w:t>–</w:t>
-            </w:r>
-            <w:r>
-              <w:rPr>
-                <w:rFonts w:ascii="BRH Malayalam Extra" w:eastAsia="Times New Roman" w:hAnsi="BRH Malayalam Extra" w:cs="BRH Malayalam Extra"/>
-                <w:color w:val="000000"/>
-                <w:sz w:val="40"/>
-                <w:szCs w:val="40"/>
-                <w:lang w:val="en-IN" w:eastAsia="en-IN" w:bidi="ml-IN"/>
+                <w:lang w:val="it-IT" w:eastAsia="en-IN" w:bidi="ml-IN"/>
+              </w:rPr>
+              <w:t>–</w:t>
+            </w:r>
+            <w:r>
+              <w:rPr>
+                <w:rFonts w:ascii="BRH Malayalam Extra" w:eastAsia="Times New Roman" w:hAnsi="BRH Malayalam Extra" w:cs="BRH Malayalam Extra"/>
+                <w:color w:val="000000"/>
+                <w:sz w:val="40"/>
+                <w:szCs w:val="40"/>
+                <w:lang w:val="it-IT" w:eastAsia="en-IN" w:bidi="ml-IN"/>
               </w:rPr>
               <w:t xml:space="preserve"> |</w:t>
             </w:r>
@@ -948,16 +952,16 @@
                 <w:color w:val="000000"/>
                 <w:sz w:val="40"/>
                 <w:szCs w:val="40"/>
-                <w:lang w:val="en-IN" w:eastAsia="en-IN" w:bidi="ml-IN"/>
-              </w:rPr>
-            </w:pPr>
-            <w:r>
-              <w:rPr>
-                <w:rFonts w:ascii="BRH Malayalam Extra" w:eastAsia="Times New Roman" w:hAnsi="BRH Malayalam Extra" w:cs="BRH Malayalam Extra"/>
-                <w:color w:val="000000"/>
-                <w:sz w:val="40"/>
-                <w:szCs w:val="40"/>
-                <w:lang w:val="en-IN" w:eastAsia="en-IN" w:bidi="ml-IN"/>
+                <w:lang w:val="it-IT" w:eastAsia="en-IN" w:bidi="ml-IN"/>
+              </w:rPr>
+            </w:pPr>
+            <w:r>
+              <w:rPr>
+                <w:rFonts w:ascii="BRH Malayalam Extra" w:eastAsia="Times New Roman" w:hAnsi="BRH Malayalam Extra" w:cs="BRH Malayalam Extra"/>
+                <w:color w:val="000000"/>
+                <w:sz w:val="40"/>
+                <w:szCs w:val="40"/>
+                <w:lang w:val="it-IT" w:eastAsia="en-IN" w:bidi="ml-IN"/>
               </w:rPr>
               <w:t>AË—sõxËsõx</w:t>
             </w:r>
@@ -967,17 +971,17 @@
                 <w:color w:val="000000"/>
                 <w:sz w:val="32"/>
                 <w:szCs w:val="40"/>
-                <w:lang w:val="en-IN" w:eastAsia="en-IN" w:bidi="ml-IN"/>
-              </w:rPr>
-              <w:t>–</w:t>
-            </w:r>
-            <w:r>
-              <w:rPr>
-                <w:rFonts w:ascii="BRH Malayalam Extra" w:eastAsia="Times New Roman" w:hAnsi="BRH Malayalam Extra" w:cs="BRH Malayalam Extra"/>
-                <w:color w:val="000000"/>
-                <w:sz w:val="40"/>
-                <w:szCs w:val="40"/>
-                <w:lang w:val="en-IN" w:eastAsia="en-IN" w:bidi="ml-IN"/>
+                <w:lang w:val="it-IT" w:eastAsia="en-IN" w:bidi="ml-IN"/>
+              </w:rPr>
+              <w:t>–</w:t>
+            </w:r>
+            <w:r>
+              <w:rPr>
+                <w:rFonts w:ascii="BRH Malayalam Extra" w:eastAsia="Times New Roman" w:hAnsi="BRH Malayalam Extra" w:cs="BRH Malayalam Extra"/>
+                <w:color w:val="000000"/>
+                <w:sz w:val="40"/>
+                <w:szCs w:val="40"/>
+                <w:lang w:val="it-IT" w:eastAsia="en-IN" w:bidi="ml-IN"/>
               </w:rPr>
               <w:t xml:space="preserve">hy | </w:t>
             </w:r>
@@ -994,16 +998,16 @@
                 <w:color w:val="000000"/>
                 <w:sz w:val="40"/>
                 <w:szCs w:val="40"/>
-                <w:lang w:eastAsia="en-IN" w:bidi="ml-IN"/>
-              </w:rPr>
-            </w:pPr>
-            <w:r>
-              <w:rPr>
-                <w:rFonts w:ascii="BRH Malayalam Extra" w:eastAsia="Times New Roman" w:hAnsi="BRH Malayalam Extra" w:cs="BRH Malayalam Extra"/>
-                <w:color w:val="000000"/>
-                <w:sz w:val="40"/>
-                <w:szCs w:val="40"/>
-                <w:lang w:val="en-IN" w:eastAsia="en-IN" w:bidi="ml-IN"/>
+                <w:lang w:val="it-IT" w:eastAsia="en-IN" w:bidi="ml-IN"/>
+              </w:rPr>
+            </w:pPr>
+            <w:r>
+              <w:rPr>
+                <w:rFonts w:ascii="BRH Malayalam Extra" w:eastAsia="Times New Roman" w:hAnsi="BRH Malayalam Extra" w:cs="BRH Malayalam Extra"/>
+                <w:color w:val="000000"/>
+                <w:sz w:val="40"/>
+                <w:szCs w:val="40"/>
+                <w:lang w:val="it-IT" w:eastAsia="en-IN" w:bidi="ml-IN"/>
               </w:rPr>
               <w:t>A</w:t>
             </w:r>
@@ -1014,7 +1018,7 @@
                 <w:sz w:val="40"/>
                 <w:szCs w:val="40"/>
                 <w:highlight w:val="green"/>
-                <w:lang w:val="en-IN" w:eastAsia="en-IN" w:bidi="ml-IN"/>
+                <w:lang w:val="it-IT" w:eastAsia="en-IN" w:bidi="ml-IN"/>
               </w:rPr>
               <w:t>Ë</w:t>
             </w:r>
@@ -1024,7 +1028,7 @@
                 <w:color w:val="000000"/>
                 <w:sz w:val="40"/>
                 <w:szCs w:val="40"/>
-                <w:lang w:val="en-IN" w:eastAsia="en-IN" w:bidi="ml-IN"/>
+                <w:lang w:val="it-IT" w:eastAsia="en-IN" w:bidi="ml-IN"/>
               </w:rPr>
               <w:t>—sõxË</w:t>
             </w:r>
@@ -1034,17 +1038,17 @@
                 <w:color w:val="000000"/>
                 <w:sz w:val="32"/>
                 <w:szCs w:val="40"/>
-                <w:lang w:val="en-IN" w:eastAsia="en-IN" w:bidi="ml-IN"/>
-              </w:rPr>
-              <w:t>–</w:t>
-            </w:r>
-            <w:r>
-              <w:rPr>
-                <w:rFonts w:ascii="BRH Malayalam Extra" w:eastAsia="Times New Roman" w:hAnsi="BRH Malayalam Extra" w:cs="BRH Malayalam Extra"/>
-                <w:color w:val="000000"/>
-                <w:sz w:val="40"/>
-                <w:szCs w:val="40"/>
-                <w:lang w:val="en-IN" w:eastAsia="en-IN" w:bidi="ml-IN"/>
+                <w:lang w:val="it-IT" w:eastAsia="en-IN" w:bidi="ml-IN"/>
+              </w:rPr>
+              <w:t>–</w:t>
+            </w:r>
+            <w:r>
+              <w:rPr>
+                <w:rFonts w:ascii="BRH Malayalam Extra" w:eastAsia="Times New Roman" w:hAnsi="BRH Malayalam Extra" w:cs="BRH Malayalam Extra"/>
+                <w:color w:val="000000"/>
+                <w:sz w:val="40"/>
+                <w:szCs w:val="40"/>
+                <w:lang w:val="it-IT" w:eastAsia="en-IN" w:bidi="ml-IN"/>
               </w:rPr>
               <w:t>¥sõZõË—sõ - A</w:t>
             </w:r>
@@ -1054,17 +1058,17 @@
                 <w:color w:val="000000"/>
                 <w:sz w:val="32"/>
                 <w:szCs w:val="40"/>
-                <w:lang w:val="en-IN" w:eastAsia="en-IN" w:bidi="ml-IN"/>
-              </w:rPr>
-              <w:t>–</w:t>
-            </w:r>
-            <w:r>
-              <w:rPr>
-                <w:rFonts w:ascii="BRH Malayalam Extra" w:eastAsia="Times New Roman" w:hAnsi="BRH Malayalam Extra" w:cs="BRH Malayalam Extra"/>
-                <w:color w:val="000000"/>
-                <w:sz w:val="40"/>
-                <w:szCs w:val="40"/>
-                <w:lang w:val="en-IN" w:eastAsia="en-IN" w:bidi="ml-IN"/>
+                <w:lang w:val="it-IT" w:eastAsia="en-IN" w:bidi="ml-IN"/>
+              </w:rPr>
+              <w:t>–</w:t>
+            </w:r>
+            <w:r>
+              <w:rPr>
+                <w:rFonts w:ascii="BRH Malayalam Extra" w:eastAsia="Times New Roman" w:hAnsi="BRH Malayalam Extra" w:cs="BRH Malayalam Extra"/>
+                <w:color w:val="000000"/>
+                <w:sz w:val="40"/>
+                <w:szCs w:val="40"/>
+                <w:lang w:val="it-IT" w:eastAsia="en-IN" w:bidi="ml-IN"/>
               </w:rPr>
               <w:t>Ë</w:t>
             </w:r>
@@ -1074,17 +1078,17 @@
                 <w:color w:val="000000"/>
                 <w:sz w:val="32"/>
                 <w:szCs w:val="40"/>
-                <w:lang w:val="en-IN" w:eastAsia="en-IN" w:bidi="ml-IN"/>
-              </w:rPr>
-              <w:t>–</w:t>
-            </w:r>
-            <w:r>
-              <w:rPr>
-                <w:rFonts w:ascii="BRH Malayalam Extra" w:eastAsia="Times New Roman" w:hAnsi="BRH Malayalam Extra" w:cs="BRH Malayalam Extra"/>
-                <w:color w:val="000000"/>
-                <w:sz w:val="40"/>
-                <w:szCs w:val="40"/>
-                <w:lang w:val="en-IN" w:eastAsia="en-IN" w:bidi="ml-IN"/>
+                <w:lang w:val="it-IT" w:eastAsia="en-IN" w:bidi="ml-IN"/>
+              </w:rPr>
+              <w:t>–</w:t>
+            </w:r>
+            <w:r>
+              <w:rPr>
+                <w:rFonts w:ascii="BRH Malayalam Extra" w:eastAsia="Times New Roman" w:hAnsi="BRH Malayalam Extra" w:cs="BRH Malayalam Extra"/>
+                <w:color w:val="000000"/>
+                <w:sz w:val="40"/>
+                <w:szCs w:val="40"/>
+                <w:lang w:val="it-IT" w:eastAsia="en-IN" w:bidi="ml-IN"/>
               </w:rPr>
               <w:t>sõ</w:t>
             </w:r>
@@ -1094,19 +1098,359 @@
                 <w:color w:val="000000"/>
                 <w:sz w:val="32"/>
                 <w:szCs w:val="40"/>
-                <w:lang w:val="en-IN" w:eastAsia="en-IN" w:bidi="ml-IN"/>
-              </w:rPr>
-              <w:t>–</w:t>
-            </w:r>
-            <w:r>
-              <w:rPr>
-                <w:rFonts w:ascii="BRH Malayalam Extra" w:eastAsia="Times New Roman" w:hAnsi="BRH Malayalam Extra" w:cs="BRH Malayalam Extra"/>
-                <w:color w:val="000000"/>
-                <w:sz w:val="40"/>
-                <w:szCs w:val="40"/>
-                <w:lang w:val="en-IN" w:eastAsia="en-IN" w:bidi="ml-IN"/>
+                <w:lang w:val="it-IT" w:eastAsia="en-IN" w:bidi="ml-IN"/>
+              </w:rPr>
+              <w:t>–</w:t>
+            </w:r>
+            <w:r>
+              <w:rPr>
+                <w:rFonts w:ascii="BRH Malayalam Extra" w:eastAsia="Times New Roman" w:hAnsi="BRH Malayalam Extra" w:cs="BRH Malayalam Extra"/>
+                <w:color w:val="000000"/>
+                <w:sz w:val="40"/>
+                <w:szCs w:val="40"/>
+                <w:lang w:val="it-IT" w:eastAsia="en-IN" w:bidi="ml-IN"/>
               </w:rPr>
               <w:t xml:space="preserve"> |</w:t>
+            </w:r>
+          </w:p>
+        </w:tc>
+      </w:tr>
+      <w:tr>
+        <w:trPr>
+          <w:trHeight w:val="1419"/>
+        </w:trPr>
+        <w:tc>
+          <w:tcPr>
+            <w:tcW w:w="4048" w:type="dxa"/>
+          </w:tcPr>
+          <w:p>
+            <w:pPr>
+              <w:widowControl w:val="0"/>
+              <w:tabs>
+                <w:tab w:val="left" w:pos="993"/>
+              </w:tabs>
+              <w:autoSpaceDE w:val="0"/>
+              <w:autoSpaceDN w:val="0"/>
+              <w:adjustRightInd w:val="0"/>
+              <w:spacing w:before="0" w:line="252" w:lineRule="auto"/>
+              <w:ind w:right="297"/>
+              <w:rPr>
+                <w:rFonts w:cs="Arial"/>
+                <w:b/>
+                <w:sz w:val="28"/>
+                <w:szCs w:val="32"/>
+              </w:rPr>
+            </w:pPr>
+            <w:r>
+              <w:rPr>
+                <w:rFonts w:cs="Arial"/>
+                <w:b/>
+                <w:sz w:val="28"/>
+                <w:szCs w:val="32"/>
+              </w:rPr>
+              <w:t>T.S.5.6.</w:t>
+            </w:r>
+            <w:r>
+              <w:rPr>
+                <w:rFonts w:cs="Arial"/>
+                <w:b/>
+                <w:sz w:val="28"/>
+                <w:szCs w:val="32"/>
+              </w:rPr>
+              <w:t>6.1</w:t>
+            </w:r>
+            <w:r>
+              <w:rPr>
+                <w:rFonts w:cs="Arial"/>
+                <w:b/>
+                <w:sz w:val="28"/>
+                <w:szCs w:val="32"/>
+              </w:rPr>
+              <w:t xml:space="preserve"> – Kramam</w:t>
+            </w:r>
+          </w:p>
+          <w:p>
+            <w:pPr>
+              <w:widowControl w:val="0"/>
+              <w:tabs>
+                <w:tab w:val="left" w:pos="993"/>
+              </w:tabs>
+              <w:autoSpaceDE w:val="0"/>
+              <w:autoSpaceDN w:val="0"/>
+              <w:adjustRightInd w:val="0"/>
+              <w:spacing w:before="0" w:line="252" w:lineRule="auto"/>
+              <w:ind w:right="297"/>
+              <w:rPr>
+                <w:rFonts w:cs="Arial"/>
+                <w:b/>
+                <w:sz w:val="28"/>
+                <w:szCs w:val="32"/>
+                <w:lang w:val="en-IN"/>
+              </w:rPr>
+            </w:pPr>
+            <w:r>
+              <w:rPr>
+                <w:rFonts w:cs="Arial"/>
+                <w:b/>
+                <w:sz w:val="28"/>
+                <w:szCs w:val="32"/>
+                <w:lang w:val="en-IN"/>
+              </w:rPr>
+              <w:t xml:space="preserve">Krama Vaakyam No.– </w:t>
+            </w:r>
+            <w:r>
+              <w:rPr>
+                <w:rFonts w:cs="Arial"/>
+                <w:b/>
+                <w:sz w:val="28"/>
+                <w:szCs w:val="32"/>
+                <w:lang w:val="en-IN"/>
+              </w:rPr>
+              <w:t>17</w:t>
+            </w:r>
+          </w:p>
+          <w:p>
+            <w:pPr>
+              <w:widowControl w:val="0"/>
+              <w:tabs>
+                <w:tab w:val="left" w:pos="993"/>
+              </w:tabs>
+              <w:autoSpaceDE w:val="0"/>
+              <w:autoSpaceDN w:val="0"/>
+              <w:adjustRightInd w:val="0"/>
+              <w:spacing w:before="0" w:line="252" w:lineRule="auto"/>
+              <w:ind w:right="297"/>
+              <w:rPr>
+                <w:rFonts w:cs="Arial"/>
+                <w:b/>
+                <w:sz w:val="28"/>
+                <w:szCs w:val="32"/>
+              </w:rPr>
+            </w:pPr>
+            <w:r>
+              <w:rPr>
+                <w:rFonts w:cs="Arial"/>
+                <w:b/>
+                <w:sz w:val="28"/>
+                <w:szCs w:val="32"/>
+                <w:lang w:val="it-IT"/>
+              </w:rPr>
+              <w:t>Panchaati No</w:t>
+            </w:r>
+            <w:r>
+              <w:rPr>
+                <w:rFonts w:cs="Arial"/>
+                <w:b/>
+                <w:szCs w:val="32"/>
+                <w:lang w:val="it-IT"/>
+              </w:rPr>
+              <w:t>. -</w:t>
+            </w:r>
+            <w:r>
+              <w:rPr>
+                <w:rFonts w:cs="Arial"/>
+                <w:b/>
+                <w:sz w:val="28"/>
+                <w:szCs w:val="28"/>
+                <w:lang w:val="it-IT"/>
+              </w:rPr>
+              <w:t xml:space="preserve"> 23</w:t>
+            </w:r>
+          </w:p>
+        </w:tc>
+        <w:tc>
+          <w:tcPr>
+            <w:tcW w:w="4819" w:type="dxa"/>
+          </w:tcPr>
+          <w:p>
+            <w:pPr>
+              <w:widowControl w:val="0"/>
+              <w:autoSpaceDE w:val="0"/>
+              <w:autoSpaceDN w:val="0"/>
+              <w:adjustRightInd w:val="0"/>
+              <w:spacing w:before="0" w:line="240" w:lineRule="auto"/>
+              <w:rPr>
+                <w:rFonts w:ascii="BRH Malayalam Extra" w:eastAsia="Times New Roman" w:hAnsi="BRH Malayalam Extra" w:cs="BRH Malayalam Extra"/>
+                <w:color w:val="000000"/>
+                <w:sz w:val="40"/>
+                <w:szCs w:val="40"/>
+                <w:lang w:val="en-IN" w:eastAsia="en-IN" w:bidi="ml-IN"/>
+              </w:rPr>
+            </w:pPr>
+            <w:r>
+              <w:rPr>
+                <w:rFonts w:ascii="BRH Malayalam Extra" w:eastAsia="Times New Roman" w:hAnsi="BRH Malayalam Extra" w:cs="BRH Malayalam Extra"/>
+                <w:color w:val="000000"/>
+                <w:sz w:val="40"/>
+                <w:szCs w:val="40"/>
+                <w:lang w:val="en-IN" w:eastAsia="en-IN" w:bidi="ml-IN"/>
+              </w:rPr>
+              <w:t xml:space="preserve">¥Z Q¥Éx—hyJ | </w:t>
+            </w:r>
+          </w:p>
+          <w:p>
+            <w:pPr>
+              <w:widowControl w:val="0"/>
+              <w:autoSpaceDE w:val="0"/>
+              <w:autoSpaceDN w:val="0"/>
+              <w:adjustRightInd w:val="0"/>
+              <w:spacing w:before="0" w:line="240" w:lineRule="auto"/>
+              <w:rPr>
+                <w:rFonts w:ascii="BRH Devanagari Extra" w:hAnsi="BRH Devanagari Extra" w:cs="BRH Devanagari Extra"/>
+                <w:color w:val="000000"/>
+                <w:sz w:val="40"/>
+                <w:szCs w:val="40"/>
+                <w:lang w:bidi="ml-IN"/>
+              </w:rPr>
+            </w:pPr>
+            <w:r>
+              <w:rPr>
+                <w:rFonts w:ascii="BRH Malayalam Extra" w:eastAsia="Times New Roman" w:hAnsi="BRH Malayalam Extra" w:cs="BRH Malayalam Extra"/>
+                <w:color w:val="000000"/>
+                <w:sz w:val="40"/>
+                <w:szCs w:val="40"/>
+                <w:lang w:val="en-IN" w:eastAsia="en-IN" w:bidi="ml-IN"/>
+              </w:rPr>
+              <w:t>Q¥</w:t>
+            </w:r>
+            <w:r>
+              <w:rPr>
+                <w:rFonts w:ascii="BRH Malayalam Extra" w:eastAsia="Times New Roman" w:hAnsi="BRH Malayalam Extra" w:cs="BRH Malayalam Extra"/>
+                <w:color w:val="000000"/>
+                <w:sz w:val="40"/>
+                <w:szCs w:val="40"/>
+                <w:highlight w:val="yellow"/>
+                <w:lang w:val="en-IN" w:eastAsia="en-IN" w:bidi="ml-IN"/>
+              </w:rPr>
+              <w:t>d</w:t>
+            </w:r>
+            <w:r>
+              <w:rPr>
+                <w:rFonts w:ascii="BRH Malayalam Extra" w:eastAsia="Times New Roman" w:hAnsi="BRH Malayalam Extra" w:cs="BRH Malayalam Extra"/>
+                <w:color w:val="000000"/>
+                <w:sz w:val="40"/>
+                <w:szCs w:val="40"/>
+                <w:lang w:val="en-IN" w:eastAsia="en-IN" w:bidi="ml-IN"/>
+              </w:rPr>
+              <w:t>x—hykx</w:t>
+            </w:r>
+            <w:r>
+              <w:rPr>
+                <w:rFonts w:ascii="BRH Malayalam Extra" w:eastAsia="Times New Roman" w:hAnsi="BRH Malayalam Extra" w:cs="BRH Malayalam Extra"/>
+                <w:color w:val="000000"/>
+                <w:sz w:val="32"/>
+                <w:szCs w:val="40"/>
+                <w:lang w:val="en-IN" w:eastAsia="en-IN" w:bidi="ml-IN"/>
+              </w:rPr>
+              <w:t>–</w:t>
+            </w:r>
+            <w:r>
+              <w:rPr>
+                <w:rFonts w:ascii="BRH Malayalam Extra" w:eastAsia="Times New Roman" w:hAnsi="BRH Malayalam Extra" w:cs="BRH Malayalam Extra"/>
+                <w:color w:val="000000"/>
+                <w:sz w:val="40"/>
+                <w:szCs w:val="40"/>
+                <w:lang w:val="en-IN" w:eastAsia="en-IN" w:bidi="ml-IN"/>
+              </w:rPr>
+              <w:t>Ãxd˜I |</w:t>
+            </w:r>
+          </w:p>
+        </w:tc>
+        <w:tc>
+          <w:tcPr>
+            <w:tcW w:w="5103" w:type="dxa"/>
+          </w:tcPr>
+          <w:p>
+            <w:pPr>
+              <w:widowControl w:val="0"/>
+              <w:autoSpaceDE w:val="0"/>
+              <w:autoSpaceDN w:val="0"/>
+              <w:adjustRightInd w:val="0"/>
+              <w:spacing w:before="0" w:line="240" w:lineRule="auto"/>
+              <w:rPr>
+                <w:rFonts w:ascii="BRH Malayalam Extra" w:eastAsia="Times New Roman" w:hAnsi="BRH Malayalam Extra" w:cs="BRH Malayalam Extra"/>
+                <w:color w:val="000000"/>
+                <w:sz w:val="40"/>
+                <w:szCs w:val="40"/>
+                <w:lang w:val="en-IN" w:eastAsia="en-IN" w:bidi="ml-IN"/>
+              </w:rPr>
+            </w:pPr>
+            <w:r>
+              <w:rPr>
+                <w:rFonts w:ascii="BRH Malayalam Extra" w:eastAsia="Times New Roman" w:hAnsi="BRH Malayalam Extra" w:cs="BRH Malayalam Extra"/>
+                <w:color w:val="000000"/>
+                <w:sz w:val="40"/>
+                <w:szCs w:val="40"/>
+                <w:lang w:val="en-IN" w:eastAsia="en-IN" w:bidi="ml-IN"/>
+              </w:rPr>
+              <w:t xml:space="preserve">¥Z Q¥Éx—hyJ | </w:t>
+            </w:r>
+          </w:p>
+          <w:p>
+            <w:pPr>
+              <w:widowControl w:val="0"/>
+              <w:autoSpaceDE w:val="0"/>
+              <w:autoSpaceDN w:val="0"/>
+              <w:adjustRightInd w:val="0"/>
+              <w:spacing w:before="0" w:line="240" w:lineRule="auto"/>
+              <w:rPr>
+                <w:rFonts w:ascii="BRH Devanagari Extra" w:hAnsi="BRH Devanagari Extra" w:cs="BRH Devanagari Extra"/>
+                <w:color w:val="000000"/>
+                <w:sz w:val="40"/>
+                <w:szCs w:val="40"/>
+                <w:lang w:bidi="ml-IN"/>
+              </w:rPr>
+            </w:pPr>
+            <w:r>
+              <w:rPr>
+                <w:rFonts w:ascii="BRH Malayalam Extra" w:eastAsia="Times New Roman" w:hAnsi="BRH Malayalam Extra" w:cs="BRH Malayalam Extra"/>
+                <w:color w:val="000000"/>
+                <w:sz w:val="40"/>
+                <w:szCs w:val="40"/>
+                <w:lang w:val="en-IN" w:eastAsia="en-IN" w:bidi="ml-IN"/>
+              </w:rPr>
+              <w:t>Q¥</w:t>
+            </w:r>
+            <w:r>
+              <w:rPr>
+                <w:rFonts w:ascii="BRH Malayalam Extra" w:eastAsia="Times New Roman" w:hAnsi="BRH Malayalam Extra" w:cs="BRH Malayalam Extra"/>
+                <w:color w:val="000000"/>
+                <w:sz w:val="40"/>
+                <w:szCs w:val="40"/>
+                <w:highlight w:val="green"/>
+                <w:lang w:val="en-IN" w:eastAsia="en-IN" w:bidi="ml-IN"/>
+              </w:rPr>
+              <w:t>É</w:t>
+            </w:r>
+            <w:r>
+              <w:rPr>
+                <w:rFonts w:ascii="BRH Malayalam Extra" w:eastAsia="Times New Roman" w:hAnsi="BRH Malayalam Extra" w:cs="BRH Malayalam Extra"/>
+                <w:color w:val="000000"/>
+                <w:sz w:val="40"/>
+                <w:szCs w:val="40"/>
+                <w:lang w:val="en-IN" w:eastAsia="en-IN" w:bidi="ml-IN"/>
+              </w:rPr>
+              <w:t>x—hykx</w:t>
+            </w:r>
+            <w:r>
+              <w:rPr>
+                <w:rFonts w:ascii="BRH Malayalam Extra" w:eastAsia="Times New Roman" w:hAnsi="BRH Malayalam Extra" w:cs="BRH Malayalam Extra"/>
+                <w:color w:val="000000"/>
+                <w:sz w:val="32"/>
+                <w:szCs w:val="40"/>
+                <w:lang w:val="en-IN" w:eastAsia="en-IN" w:bidi="ml-IN"/>
+              </w:rPr>
+              <w:t>–</w:t>
+            </w:r>
+            <w:r>
+              <w:rPr>
+                <w:rFonts w:ascii="BRH Malayalam Extra" w:eastAsia="Times New Roman" w:hAnsi="BRH Malayalam Extra" w:cs="BRH Malayalam Extra"/>
+                <w:color w:val="000000"/>
+                <w:sz w:val="40"/>
+                <w:szCs w:val="40"/>
+                <w:lang w:val="en-IN" w:eastAsia="en-IN" w:bidi="ml-IN"/>
+              </w:rPr>
+              <w:t>Ãxd˜I |</w:t>
             </w:r>
           </w:p>
         </w:tc>
@@ -1216,6 +1560,7 @@
         </w:rPr>
         <w:t xml:space="preserve"> Paatam – TS </w:t>
       </w:r>
+      <w:proofErr w:type="gramStart"/>
       <w:r>
         <w:rPr>
           <w:b/>
@@ -1246,6 +1591,7 @@
         </w:rPr>
         <w:t>Malayaam</w:t>
       </w:r>
+      <w:proofErr w:type="gramEnd"/>
       <w:r>
         <w:rPr>
           <w:b/>
@@ -1361,6 +1707,7 @@
                 <w:sz w:val="32"/>
                 <w:szCs w:val="32"/>
               </w:rPr>
+              <w:lastRenderedPageBreak/>
               <w:t>Reference</w:t>
             </w:r>
           </w:p>
@@ -1383,6 +1730,7 @@
                 <w:sz w:val="32"/>
                 <w:szCs w:val="32"/>
               </w:rPr>
+              <w:lastRenderedPageBreak/>
               <w:t>As Printed</w:t>
             </w:r>
           </w:p>
@@ -1585,7 +1933,6 @@
           <w:szCs w:val="32"/>
           <w:u w:val="single"/>
         </w:rPr>
-        <w:lastRenderedPageBreak/>
         <w:t xml:space="preserve">TS </w:t>
       </w:r>
       <w:r>
@@ -3133,6 +3480,7 @@
                 <w:sz w:val="28"/>
                 <w:szCs w:val="32"/>
               </w:rPr>
+              <w:lastRenderedPageBreak/>
               <w:t>T.S.5.6.3.1 – Kramam</w:t>
             </w:r>
           </w:p>
@@ -3947,7 +4295,6 @@
                 <w:sz w:val="28"/>
                 <w:szCs w:val="32"/>
               </w:rPr>
-              <w:lastRenderedPageBreak/>
               <w:t>T.S.5.6.4.1 – Kramam</w:t>
             </w:r>
           </w:p>
@@ -5561,6 +5908,7 @@
                 <w:sz w:val="28"/>
                 <w:szCs w:val="32"/>
               </w:rPr>
+              <w:lastRenderedPageBreak/>
               <w:t>T.S.5.6.10.2 – Kramam</w:t>
             </w:r>
           </w:p>
@@ -6221,7 +6569,6 @@
                 <w:sz w:val="28"/>
                 <w:szCs w:val="32"/>
               </w:rPr>
-              <w:lastRenderedPageBreak/>
               <w:t>T.S.5.6.13.1 – Kramam</w:t>
             </w:r>
           </w:p>
@@ -7936,6 +8283,7 @@
                 <w:sz w:val="28"/>
                 <w:szCs w:val="32"/>
               </w:rPr>
+              <w:lastRenderedPageBreak/>
               <w:t>T.S.5.6.16.1 – Kramam</w:t>
             </w:r>
           </w:p>
@@ -8445,7 +8793,16 @@
           <w:bCs/>
           <w:sz w:val="32"/>
         </w:rPr>
-        <w:t>replaced with</w:t>
+        <w:t xml:space="preserve">replaced </w:t>
+      </w:r>
+      <w:proofErr w:type="gramStart"/>
+      <w:r>
+        <w:rPr>
+          <w:b/>
+          <w:bCs/>
+          <w:sz w:val="32"/>
+        </w:rPr>
+        <w:t>with</w:t>
       </w:r>
       <w:r>
         <w:rPr>
@@ -8467,6 +8824,7 @@
         </w:rPr>
         <w:t>"</w:t>
       </w:r>
+      <w:proofErr w:type="gramEnd"/>
       <w:r>
         <w:rPr>
           <w:rFonts w:ascii="BRH Malayalam" w:hAnsi="BRH Malayalam" w:cs="BRH Malayalam"/>
@@ -8478,6 +8836,7 @@
         </w:rPr>
         <w:t>q§T</w:t>
       </w:r>
+      <w:proofErr w:type="gramStart"/>
       <w:r>
         <w:rPr>
           <w:rFonts w:ascii="BRH Malayalam" w:hAnsi="BRH Malayalam" w:cs="BRH Malayalam"/>
@@ -8494,7 +8853,16 @@
           <w:bCs/>
           <w:sz w:val="32"/>
         </w:rPr>
-        <w:t>wherever applicable</w:t>
+        <w:t>wherever</w:t>
+      </w:r>
+      <w:proofErr w:type="gramEnd"/>
+      <w:r>
+        <w:rPr>
+          <w:b/>
+          <w:bCs/>
+          <w:sz w:val="32"/>
+        </w:rPr>
+        <w:t xml:space="preserve"> applicable</w:t>
       </w:r>
     </w:p>
     <w:p>
@@ -8538,7 +8906,6 @@
           <w:szCs w:val="32"/>
           <w:u w:val="single"/>
         </w:rPr>
-        <w:lastRenderedPageBreak/>
         <w:t xml:space="preserve">TS </w:t>
       </w:r>
       <w:r>

--- a/TS-Kramam/TS-5.6/TS 5.6 Malayalam Krama Paatam Corrections.docx
+++ b/TS-Kramam/TS-5.6/TS 5.6 Malayalam Krama Paatam Corrections.docx
@@ -872,7 +872,29 @@
                 <w:szCs w:val="40"/>
                 <w:lang w:val="it-IT" w:eastAsia="en-IN" w:bidi="ml-IN"/>
               </w:rPr>
-              <w:t>¥sõZõË—sõ - A</w:t>
+              <w:t xml:space="preserve">¥sõZõË—sõ </w:t>
+            </w:r>
+            <w:r>
+              <w:rPr>
+                <w:rFonts w:ascii="BRH Malayalam Extra" w:eastAsia="Times New Roman" w:hAnsi="BRH Malayalam Extra" w:cs="BRH Malayalam Extra"/>
+                <w:b/>
+                <w:bCs/>
+                <w:color w:val="000000"/>
+                <w:sz w:val="48"/>
+                <w:szCs w:val="48"/>
+                <w:lang w:val="it-IT" w:eastAsia="en-IN" w:bidi="ml-IN"/>
+              </w:rPr>
+              <w:t>-</w:t>
+            </w:r>
+            <w:r>
+              <w:rPr>
+                <w:rFonts w:ascii="BRH Malayalam Extra" w:eastAsia="Times New Roman" w:hAnsi="BRH Malayalam Extra" w:cs="BRH Malayalam Extra"/>
+                <w:color w:val="000000"/>
+                <w:sz w:val="40"/>
+                <w:szCs w:val="40"/>
+                <w:lang w:val="it-IT" w:eastAsia="en-IN" w:bidi="ml-IN"/>
+              </w:rPr>
+              <w:t xml:space="preserve"> A</w:t>
             </w:r>
             <w:r>
               <w:rPr>
@@ -1050,7 +1072,45 @@
                 <w:szCs w:val="40"/>
                 <w:lang w:val="it-IT" w:eastAsia="en-IN" w:bidi="ml-IN"/>
               </w:rPr>
-              <w:t>¥sõZõË—sõ - A</w:t>
+              <w:t xml:space="preserve">¥sõZõË—sõ </w:t>
+            </w:r>
+          </w:p>
+          <w:p>
+            <w:pPr>
+              <w:widowControl w:val="0"/>
+              <w:autoSpaceDE w:val="0"/>
+              <w:autoSpaceDN w:val="0"/>
+              <w:adjustRightInd w:val="0"/>
+              <w:spacing w:before="0" w:line="240" w:lineRule="auto"/>
+              <w:rPr>
+                <w:rFonts w:ascii="BRH Malayalam Extra" w:eastAsia="Times New Roman" w:hAnsi="BRH Malayalam Extra" w:cs="BRH Malayalam Extra"/>
+                <w:color w:val="000000"/>
+                <w:sz w:val="40"/>
+                <w:szCs w:val="40"/>
+                <w:lang w:val="it-IT" w:eastAsia="en-IN" w:bidi="ml-IN"/>
+              </w:rPr>
+            </w:pPr>
+            <w:r>
+              <w:rPr>
+                <w:rFonts w:ascii="BRH Malayalam Extra" w:eastAsia="Times New Roman" w:hAnsi="BRH Malayalam Extra" w:cs="BRH Malayalam Extra"/>
+                <w:b/>
+                <w:bCs/>
+                <w:color w:val="000000"/>
+                <w:sz w:val="48"/>
+                <w:szCs w:val="48"/>
+                <w:lang w:val="it-IT" w:eastAsia="en-IN" w:bidi="ml-IN"/>
+              </w:rPr>
+              <w:t>-</w:t>
+            </w:r>
+            <w:r>
+              <w:rPr>
+                <w:rFonts w:ascii="BRH Malayalam Extra" w:eastAsia="Times New Roman" w:hAnsi="BRH Malayalam Extra" w:cs="BRH Malayalam Extra"/>
+                <w:color w:val="000000"/>
+                <w:sz w:val="40"/>
+                <w:szCs w:val="40"/>
+                <w:lang w:val="it-IT" w:eastAsia="en-IN" w:bidi="ml-IN"/>
+              </w:rPr>
+              <w:t xml:space="preserve"> A</w:t>
             </w:r>
             <w:r>
               <w:rPr>
@@ -1452,6 +1512,576 @@
               </w:rPr>
               <w:t>Ãxd˜I |</w:t>
             </w:r>
+          </w:p>
+        </w:tc>
+      </w:tr>
+      <w:tr>
+        <w:trPr>
+          <w:trHeight w:val="1694"/>
+        </w:trPr>
+        <w:tc>
+          <w:tcPr>
+            <w:tcW w:w="4048" w:type="dxa"/>
+          </w:tcPr>
+          <w:p>
+            <w:pPr>
+              <w:widowControl w:val="0"/>
+              <w:tabs>
+                <w:tab w:val="left" w:pos="993"/>
+              </w:tabs>
+              <w:autoSpaceDE w:val="0"/>
+              <w:autoSpaceDN w:val="0"/>
+              <w:adjustRightInd w:val="0"/>
+              <w:spacing w:before="0" w:line="240" w:lineRule="auto"/>
+              <w:ind w:right="297"/>
+              <w:rPr>
+                <w:rFonts w:cs="Arial"/>
+                <w:b/>
+                <w:sz w:val="28"/>
+                <w:szCs w:val="32"/>
+              </w:rPr>
+            </w:pPr>
+            <w:r>
+              <w:rPr>
+                <w:rFonts w:cs="Arial"/>
+                <w:b/>
+                <w:sz w:val="28"/>
+                <w:szCs w:val="32"/>
+              </w:rPr>
+              <w:t>T.S.5.6.</w:t>
+            </w:r>
+            <w:r>
+              <w:rPr>
+                <w:rFonts w:cs="Arial"/>
+                <w:b/>
+                <w:sz w:val="28"/>
+                <w:szCs w:val="32"/>
+              </w:rPr>
+              <w:t>14.1</w:t>
+            </w:r>
+            <w:r>
+              <w:rPr>
+                <w:rFonts w:cs="Arial"/>
+                <w:b/>
+                <w:sz w:val="28"/>
+                <w:szCs w:val="32"/>
+              </w:rPr>
+              <w:t xml:space="preserve"> – Kramam</w:t>
+            </w:r>
+          </w:p>
+          <w:p>
+            <w:pPr>
+              <w:widowControl w:val="0"/>
+              <w:tabs>
+                <w:tab w:val="left" w:pos="993"/>
+              </w:tabs>
+              <w:autoSpaceDE w:val="0"/>
+              <w:autoSpaceDN w:val="0"/>
+              <w:adjustRightInd w:val="0"/>
+              <w:spacing w:before="0" w:line="240" w:lineRule="auto"/>
+              <w:ind w:right="297"/>
+              <w:rPr>
+                <w:rFonts w:cs="Arial"/>
+                <w:b/>
+                <w:sz w:val="28"/>
+                <w:szCs w:val="32"/>
+                <w:lang w:val="en-IN"/>
+              </w:rPr>
+            </w:pPr>
+            <w:r>
+              <w:rPr>
+                <w:rFonts w:cs="Arial"/>
+                <w:b/>
+                <w:sz w:val="28"/>
+                <w:szCs w:val="32"/>
+                <w:lang w:val="en-IN"/>
+              </w:rPr>
+              <w:t>Krama Vaakyam No.– 38</w:t>
+            </w:r>
+          </w:p>
+          <w:p>
+            <w:pPr>
+              <w:widowControl w:val="0"/>
+              <w:tabs>
+                <w:tab w:val="left" w:pos="993"/>
+              </w:tabs>
+              <w:autoSpaceDE w:val="0"/>
+              <w:autoSpaceDN w:val="0"/>
+              <w:adjustRightInd w:val="0"/>
+              <w:spacing w:before="0" w:line="240" w:lineRule="auto"/>
+              <w:ind w:right="297"/>
+              <w:rPr>
+                <w:rFonts w:cs="Arial"/>
+                <w:b/>
+                <w:sz w:val="28"/>
+                <w:szCs w:val="32"/>
+                <w:lang w:val="it-IT"/>
+              </w:rPr>
+            </w:pPr>
+            <w:r>
+              <w:rPr>
+                <w:rFonts w:cs="Arial"/>
+                <w:b/>
+                <w:sz w:val="28"/>
+                <w:szCs w:val="32"/>
+                <w:lang w:val="it-IT"/>
+              </w:rPr>
+              <w:t>Panchaati No</w:t>
+            </w:r>
+            <w:r>
+              <w:rPr>
+                <w:rFonts w:cs="Arial"/>
+                <w:b/>
+                <w:szCs w:val="32"/>
+                <w:lang w:val="it-IT"/>
+              </w:rPr>
+              <w:t>. -</w:t>
+            </w:r>
+            <w:r>
+              <w:rPr>
+                <w:rFonts w:cs="Arial"/>
+                <w:b/>
+                <w:sz w:val="28"/>
+                <w:szCs w:val="28"/>
+                <w:lang w:val="it-IT"/>
+              </w:rPr>
+              <w:t xml:space="preserve"> </w:t>
+            </w:r>
+            <w:r>
+              <w:rPr>
+                <w:rFonts w:cs="Arial"/>
+                <w:b/>
+                <w:sz w:val="28"/>
+                <w:szCs w:val="28"/>
+                <w:lang w:val="it-IT"/>
+              </w:rPr>
+              <w:t>45</w:t>
+            </w:r>
+          </w:p>
+        </w:tc>
+        <w:tc>
+          <w:tcPr>
+            <w:tcW w:w="4819" w:type="dxa"/>
+          </w:tcPr>
+          <w:p>
+            <w:pPr>
+              <w:widowControl w:val="0"/>
+              <w:autoSpaceDE w:val="0"/>
+              <w:autoSpaceDN w:val="0"/>
+              <w:adjustRightInd w:val="0"/>
+              <w:spacing w:before="0" w:line="240" w:lineRule="auto"/>
+              <w:rPr>
+                <w:rFonts w:ascii="BRH Malayalam Extra" w:eastAsia="Times New Roman" w:hAnsi="BRH Malayalam Extra" w:cs="BRH Malayalam Extra"/>
+                <w:color w:val="000000"/>
+                <w:sz w:val="40"/>
+                <w:szCs w:val="40"/>
+                <w:lang w:val="it-IT" w:eastAsia="en-IN" w:bidi="ml-IN"/>
+              </w:rPr>
+            </w:pPr>
+            <w:r>
+              <w:rPr>
+                <w:rFonts w:ascii="BRH Malayalam Extra" w:eastAsia="Times New Roman" w:hAnsi="BRH Malayalam Extra" w:cs="BRH Malayalam Extra"/>
+                <w:color w:val="000000"/>
+                <w:sz w:val="40"/>
+                <w:szCs w:val="40"/>
+                <w:lang w:val="it-IT" w:eastAsia="en-IN" w:bidi="ml-IN"/>
+              </w:rPr>
+              <w:t>¥qõZ—mmxix</w:t>
+            </w:r>
+            <w:r>
+              <w:rPr>
+                <w:rFonts w:ascii="BRH Malayalam Extra" w:eastAsia="Times New Roman" w:hAnsi="BRH Malayalam Extra" w:cs="BRH Malayalam Extra"/>
+                <w:color w:val="000000"/>
+                <w:sz w:val="32"/>
+                <w:szCs w:val="40"/>
+                <w:lang w:val="it-IT" w:eastAsia="en-IN" w:bidi="ml-IN"/>
+              </w:rPr>
+              <w:t>–</w:t>
+            </w:r>
+            <w:r>
+              <w:rPr>
+                <w:rFonts w:ascii="BRH Malayalam Extra" w:eastAsia="Times New Roman" w:hAnsi="BRH Malayalam Extra" w:cs="BRH Malayalam Extra"/>
+                <w:color w:val="000000"/>
+                <w:sz w:val="40"/>
+                <w:szCs w:val="40"/>
+                <w:lang w:val="it-IT" w:eastAsia="en-IN" w:bidi="ml-IN"/>
+              </w:rPr>
+              <w:t xml:space="preserve"> CZy</w:t>
+            </w:r>
+            <w:r>
+              <w:rPr>
+                <w:rFonts w:ascii="BRH Malayalam Extra" w:eastAsia="Times New Roman" w:hAnsi="BRH Malayalam Extra" w:cs="BRH Malayalam Extra"/>
+                <w:color w:val="000000"/>
+                <w:sz w:val="32"/>
+                <w:szCs w:val="40"/>
+                <w:lang w:val="it-IT" w:eastAsia="en-IN" w:bidi="ml-IN"/>
+              </w:rPr>
+              <w:t>–</w:t>
+            </w:r>
+            <w:r>
+              <w:rPr>
+                <w:rFonts w:ascii="BRH Malayalam Extra" w:eastAsia="Times New Roman" w:hAnsi="BRH Malayalam Extra" w:cs="BRH Malayalam Extra"/>
+                <w:color w:val="000000"/>
+                <w:sz w:val="40"/>
+                <w:szCs w:val="40"/>
+                <w:lang w:val="it-IT" w:eastAsia="en-IN" w:bidi="ml-IN"/>
+              </w:rPr>
+              <w:t xml:space="preserve"> </w:t>
+            </w:r>
+          </w:p>
+          <w:p>
+            <w:pPr>
+              <w:widowControl w:val="0"/>
+              <w:autoSpaceDE w:val="0"/>
+              <w:autoSpaceDN w:val="0"/>
+              <w:adjustRightInd w:val="0"/>
+              <w:spacing w:before="0" w:line="240" w:lineRule="auto"/>
+              <w:rPr>
+                <w:rFonts w:ascii="BRH Devanagari Extra" w:hAnsi="BRH Devanagari Extra" w:cs="BRH Devanagari Extra"/>
+                <w:color w:val="000000"/>
+                <w:sz w:val="40"/>
+                <w:szCs w:val="40"/>
+                <w:highlight w:val="yellow"/>
+                <w:lang w:val="it-IT" w:bidi="ml-IN"/>
+              </w:rPr>
+            </w:pPr>
+            <w:r>
+              <w:rPr>
+                <w:rFonts w:ascii="BRH Malayalam Extra" w:eastAsia="Times New Roman" w:hAnsi="BRH Malayalam Extra" w:cs="BRH Malayalam Extra"/>
+                <w:color w:val="000000"/>
+                <w:sz w:val="40"/>
+                <w:szCs w:val="40"/>
+                <w:highlight w:val="yellow"/>
+                <w:lang w:val="it-IT" w:eastAsia="en-IN" w:bidi="ml-IN"/>
+              </w:rPr>
+              <w:t>¥q</w:t>
+            </w:r>
+            <w:r>
+              <w:rPr>
+                <w:rFonts w:ascii="BRH Malayalam Extra" w:eastAsia="Times New Roman" w:hAnsi="BRH Malayalam Extra" w:cs="BRH Malayalam Extra"/>
+                <w:color w:val="000000"/>
+                <w:sz w:val="40"/>
+                <w:szCs w:val="40"/>
+                <w:lang w:val="it-IT" w:eastAsia="en-IN" w:bidi="ml-IN"/>
+              </w:rPr>
+              <w:t>Z— - m</w:t>
+            </w:r>
+            <w:r>
+              <w:rPr>
+                <w:rFonts w:ascii="BRH Malayalam Extra" w:eastAsia="Times New Roman" w:hAnsi="BRH Malayalam Extra" w:cs="BRH Malayalam Extra"/>
+                <w:color w:val="000000"/>
+                <w:sz w:val="32"/>
+                <w:szCs w:val="40"/>
+                <w:lang w:val="it-IT" w:eastAsia="en-IN" w:bidi="ml-IN"/>
+              </w:rPr>
+              <w:t>–</w:t>
+            </w:r>
+            <w:r>
+              <w:rPr>
+                <w:rFonts w:ascii="BRH Malayalam Extra" w:eastAsia="Times New Roman" w:hAnsi="BRH Malayalam Extra" w:cs="BRH Malayalam Extra"/>
+                <w:color w:val="000000"/>
+                <w:sz w:val="40"/>
+                <w:szCs w:val="40"/>
+                <w:lang w:val="it-IT" w:eastAsia="en-IN" w:bidi="ml-IN"/>
+              </w:rPr>
+              <w:t>mx</w:t>
+            </w:r>
+            <w:r>
+              <w:rPr>
+                <w:rFonts w:ascii="BRH Malayalam Extra" w:eastAsia="Times New Roman" w:hAnsi="BRH Malayalam Extra" w:cs="BRH Malayalam Extra"/>
+                <w:color w:val="000000"/>
+                <w:sz w:val="32"/>
+                <w:szCs w:val="40"/>
+                <w:lang w:val="it-IT" w:eastAsia="en-IN" w:bidi="ml-IN"/>
+              </w:rPr>
+              <w:t>–</w:t>
+            </w:r>
+            <w:r>
+              <w:rPr>
+                <w:rFonts w:ascii="BRH Malayalam Extra" w:eastAsia="Times New Roman" w:hAnsi="BRH Malayalam Extra" w:cs="BRH Malayalam Extra"/>
+                <w:color w:val="000000"/>
+                <w:sz w:val="40"/>
+                <w:szCs w:val="40"/>
+                <w:lang w:val="it-IT" w:eastAsia="en-IN" w:bidi="ml-IN"/>
+              </w:rPr>
+              <w:t>ix</w:t>
+            </w:r>
+            <w:r>
+              <w:rPr>
+                <w:rFonts w:ascii="BRH Malayalam Extra" w:eastAsia="Times New Roman" w:hAnsi="BRH Malayalam Extra" w:cs="BRH Malayalam Extra"/>
+                <w:color w:val="000000"/>
+                <w:sz w:val="32"/>
+                <w:szCs w:val="40"/>
+                <w:lang w:val="it-IT" w:eastAsia="en-IN" w:bidi="ml-IN"/>
+              </w:rPr>
+              <w:t>–</w:t>
+            </w:r>
+            <w:r>
+              <w:rPr>
+                <w:rFonts w:ascii="BRH Malayalam Extra" w:eastAsia="Times New Roman" w:hAnsi="BRH Malayalam Extra" w:cs="BRH Malayalam Extra"/>
+                <w:color w:val="000000"/>
+                <w:sz w:val="40"/>
+                <w:szCs w:val="40"/>
+                <w:lang w:val="it-IT" w:eastAsia="en-IN" w:bidi="ml-IN"/>
+              </w:rPr>
+              <w:t>J |</w:t>
+            </w:r>
+          </w:p>
+        </w:tc>
+        <w:tc>
+          <w:tcPr>
+            <w:tcW w:w="5103" w:type="dxa"/>
+          </w:tcPr>
+          <w:p>
+            <w:pPr>
+              <w:widowControl w:val="0"/>
+              <w:tabs>
+                <w:tab w:val="left" w:pos="2552"/>
+              </w:tabs>
+              <w:autoSpaceDE w:val="0"/>
+              <w:autoSpaceDN w:val="0"/>
+              <w:adjustRightInd w:val="0"/>
+              <w:spacing w:before="0" w:line="240" w:lineRule="auto"/>
+              <w:rPr>
+                <w:rFonts w:ascii="BRH Malayalam Extra" w:eastAsia="Times New Roman" w:hAnsi="BRH Malayalam Extra" w:cs="BRH Malayalam Extra"/>
+                <w:color w:val="000000"/>
+                <w:sz w:val="40"/>
+                <w:szCs w:val="40"/>
+                <w:lang w:val="it-IT" w:eastAsia="en-IN" w:bidi="ml-IN"/>
+              </w:rPr>
+            </w:pPr>
+            <w:r>
+              <w:rPr>
+                <w:rFonts w:ascii="BRH Malayalam Extra" w:eastAsia="Times New Roman" w:hAnsi="BRH Malayalam Extra" w:cs="BRH Malayalam Extra"/>
+                <w:color w:val="000000"/>
+                <w:sz w:val="40"/>
+                <w:szCs w:val="40"/>
+                <w:lang w:val="it-IT" w:eastAsia="en-IN" w:bidi="ml-IN"/>
+              </w:rPr>
+              <w:t>¥qõZ—mmxix</w:t>
+            </w:r>
+            <w:r>
+              <w:rPr>
+                <w:rFonts w:ascii="BRH Malayalam Extra" w:eastAsia="Times New Roman" w:hAnsi="BRH Malayalam Extra" w:cs="BRH Malayalam Extra"/>
+                <w:color w:val="000000"/>
+                <w:sz w:val="32"/>
+                <w:szCs w:val="40"/>
+                <w:lang w:val="it-IT" w:eastAsia="en-IN" w:bidi="ml-IN"/>
+              </w:rPr>
+              <w:t>–</w:t>
+            </w:r>
+            <w:r>
+              <w:rPr>
+                <w:rFonts w:ascii="BRH Malayalam Extra" w:eastAsia="Times New Roman" w:hAnsi="BRH Malayalam Extra" w:cs="BRH Malayalam Extra"/>
+                <w:color w:val="000000"/>
+                <w:sz w:val="40"/>
+                <w:szCs w:val="40"/>
+                <w:lang w:val="it-IT" w:eastAsia="en-IN" w:bidi="ml-IN"/>
+              </w:rPr>
+              <w:t xml:space="preserve"> CZy</w:t>
+            </w:r>
+            <w:r>
+              <w:rPr>
+                <w:rFonts w:ascii="BRH Malayalam Extra" w:eastAsia="Times New Roman" w:hAnsi="BRH Malayalam Extra" w:cs="BRH Malayalam Extra"/>
+                <w:color w:val="000000"/>
+                <w:sz w:val="32"/>
+                <w:szCs w:val="40"/>
+                <w:lang w:val="it-IT" w:eastAsia="en-IN" w:bidi="ml-IN"/>
+              </w:rPr>
+              <w:t>–</w:t>
+            </w:r>
+            <w:r>
+              <w:rPr>
+                <w:rFonts w:ascii="BRH Malayalam Extra" w:eastAsia="Times New Roman" w:hAnsi="BRH Malayalam Extra" w:cs="BRH Malayalam Extra"/>
+                <w:color w:val="000000"/>
+                <w:sz w:val="40"/>
+                <w:szCs w:val="40"/>
+                <w:lang w:val="it-IT" w:eastAsia="en-IN" w:bidi="ml-IN"/>
+              </w:rPr>
+              <w:t xml:space="preserve"> ¥</w:t>
+            </w:r>
+          </w:p>
+          <w:p>
+            <w:pPr>
+              <w:widowControl w:val="0"/>
+              <w:tabs>
+                <w:tab w:val="left" w:pos="2552"/>
+              </w:tabs>
+              <w:autoSpaceDE w:val="0"/>
+              <w:autoSpaceDN w:val="0"/>
+              <w:adjustRightInd w:val="0"/>
+              <w:spacing w:before="0" w:line="240" w:lineRule="auto"/>
+              <w:rPr>
+                <w:rFonts w:ascii="BRH Devanagari Extra" w:hAnsi="BRH Devanagari Extra" w:cs="BRH Devanagari Extra"/>
+                <w:color w:val="000000"/>
+                <w:sz w:val="40"/>
+                <w:szCs w:val="40"/>
+                <w:lang w:val="it-IT" w:bidi="ml-IN"/>
+              </w:rPr>
+            </w:pPr>
+            <w:r>
+              <w:rPr>
+                <w:rFonts w:ascii="BRH Malayalam Extra" w:eastAsia="Times New Roman" w:hAnsi="BRH Malayalam Extra" w:cs="BRH Malayalam Extra"/>
+                <w:color w:val="000000"/>
+                <w:sz w:val="40"/>
+                <w:szCs w:val="40"/>
+                <w:lang w:val="it-IT" w:eastAsia="en-IN" w:bidi="ml-IN"/>
+              </w:rPr>
+              <w:t>q</w:t>
+            </w:r>
+            <w:r>
+              <w:rPr>
+                <w:rFonts w:ascii="BRH Malayalam Extra" w:eastAsia="Times New Roman" w:hAnsi="BRH Malayalam Extra" w:cs="BRH Malayalam Extra"/>
+                <w:color w:val="000000"/>
+                <w:sz w:val="40"/>
+                <w:szCs w:val="40"/>
+                <w:highlight w:val="green"/>
+                <w:lang w:val="it-IT" w:eastAsia="en-IN" w:bidi="ml-IN"/>
+              </w:rPr>
+              <w:t>õ</w:t>
+            </w:r>
+            <w:r>
+              <w:rPr>
+                <w:rFonts w:ascii="BRH Malayalam Extra" w:eastAsia="Times New Roman" w:hAnsi="BRH Malayalam Extra" w:cs="BRH Malayalam Extra"/>
+                <w:color w:val="000000"/>
+                <w:sz w:val="40"/>
+                <w:szCs w:val="40"/>
+                <w:lang w:val="it-IT" w:eastAsia="en-IN" w:bidi="ml-IN"/>
+              </w:rPr>
+              <w:t>Z— - m</w:t>
+            </w:r>
+            <w:r>
+              <w:rPr>
+                <w:rFonts w:ascii="BRH Malayalam Extra" w:eastAsia="Times New Roman" w:hAnsi="BRH Malayalam Extra" w:cs="BRH Malayalam Extra"/>
+                <w:color w:val="000000"/>
+                <w:sz w:val="32"/>
+                <w:szCs w:val="40"/>
+                <w:lang w:val="it-IT" w:eastAsia="en-IN" w:bidi="ml-IN"/>
+              </w:rPr>
+              <w:t>–</w:t>
+            </w:r>
+            <w:r>
+              <w:rPr>
+                <w:rFonts w:ascii="BRH Malayalam Extra" w:eastAsia="Times New Roman" w:hAnsi="BRH Malayalam Extra" w:cs="BRH Malayalam Extra"/>
+                <w:color w:val="000000"/>
+                <w:sz w:val="40"/>
+                <w:szCs w:val="40"/>
+                <w:lang w:val="it-IT" w:eastAsia="en-IN" w:bidi="ml-IN"/>
+              </w:rPr>
+              <w:t>mx</w:t>
+            </w:r>
+            <w:r>
+              <w:rPr>
+                <w:rFonts w:ascii="BRH Malayalam Extra" w:eastAsia="Times New Roman" w:hAnsi="BRH Malayalam Extra" w:cs="BRH Malayalam Extra"/>
+                <w:color w:val="000000"/>
+                <w:sz w:val="32"/>
+                <w:szCs w:val="40"/>
+                <w:lang w:val="it-IT" w:eastAsia="en-IN" w:bidi="ml-IN"/>
+              </w:rPr>
+              <w:t>–</w:t>
+            </w:r>
+            <w:r>
+              <w:rPr>
+                <w:rFonts w:ascii="BRH Malayalam Extra" w:eastAsia="Times New Roman" w:hAnsi="BRH Malayalam Extra" w:cs="BRH Malayalam Extra"/>
+                <w:color w:val="000000"/>
+                <w:sz w:val="40"/>
+                <w:szCs w:val="40"/>
+                <w:lang w:val="it-IT" w:eastAsia="en-IN" w:bidi="ml-IN"/>
+              </w:rPr>
+              <w:t>ix</w:t>
+            </w:r>
+            <w:r>
+              <w:rPr>
+                <w:rFonts w:ascii="BRH Malayalam Extra" w:eastAsia="Times New Roman" w:hAnsi="BRH Malayalam Extra" w:cs="BRH Malayalam Extra"/>
+                <w:color w:val="000000"/>
+                <w:sz w:val="32"/>
+                <w:szCs w:val="40"/>
+                <w:lang w:val="it-IT" w:eastAsia="en-IN" w:bidi="ml-IN"/>
+              </w:rPr>
+              <w:t>–</w:t>
+            </w:r>
+            <w:r>
+              <w:rPr>
+                <w:rFonts w:ascii="BRH Malayalam Extra" w:eastAsia="Times New Roman" w:hAnsi="BRH Malayalam Extra" w:cs="BRH Malayalam Extra"/>
+                <w:color w:val="000000"/>
+                <w:sz w:val="40"/>
+                <w:szCs w:val="40"/>
+                <w:lang w:val="it-IT" w:eastAsia="en-IN" w:bidi="ml-IN"/>
+              </w:rPr>
+              <w:t>J |</w:t>
+            </w:r>
+          </w:p>
+        </w:tc>
+      </w:tr>
+      <w:tr>
+        <w:trPr>
+          <w:trHeight w:val="1419"/>
+        </w:trPr>
+        <w:tc>
+          <w:tcPr>
+            <w:tcW w:w="4048" w:type="dxa"/>
+          </w:tcPr>
+          <w:p>
+            <w:pPr>
+              <w:widowControl w:val="0"/>
+              <w:tabs>
+                <w:tab w:val="left" w:pos="993"/>
+              </w:tabs>
+              <w:autoSpaceDE w:val="0"/>
+              <w:autoSpaceDN w:val="0"/>
+              <w:adjustRightInd w:val="0"/>
+              <w:spacing w:before="0" w:line="252" w:lineRule="auto"/>
+              <w:ind w:right="297"/>
+              <w:rPr>
+                <w:rFonts w:cs="Arial"/>
+                <w:b/>
+                <w:sz w:val="28"/>
+                <w:szCs w:val="32"/>
+                <w:lang w:val="it-IT"/>
+              </w:rPr>
+            </w:pPr>
+          </w:p>
+        </w:tc>
+        <w:tc>
+          <w:tcPr>
+            <w:tcW w:w="4819" w:type="dxa"/>
+          </w:tcPr>
+          <w:p>
+            <w:pPr>
+              <w:widowControl w:val="0"/>
+              <w:autoSpaceDE w:val="0"/>
+              <w:autoSpaceDN w:val="0"/>
+              <w:adjustRightInd w:val="0"/>
+              <w:spacing w:before="0" w:line="240" w:lineRule="auto"/>
+              <w:rPr>
+                <w:rFonts w:ascii="BRH Malayalam Extra" w:eastAsia="Times New Roman" w:hAnsi="BRH Malayalam Extra" w:cs="BRH Malayalam Extra"/>
+                <w:color w:val="000000"/>
+                <w:sz w:val="40"/>
+                <w:szCs w:val="40"/>
+                <w:lang w:val="it-IT" w:eastAsia="en-IN" w:bidi="ml-IN"/>
+              </w:rPr>
+            </w:pPr>
+          </w:p>
+        </w:tc>
+        <w:tc>
+          <w:tcPr>
+            <w:tcW w:w="5103" w:type="dxa"/>
+          </w:tcPr>
+          <w:p>
+            <w:pPr>
+              <w:widowControl w:val="0"/>
+              <w:autoSpaceDE w:val="0"/>
+              <w:autoSpaceDN w:val="0"/>
+              <w:adjustRightInd w:val="0"/>
+              <w:spacing w:before="0" w:line="240" w:lineRule="auto"/>
+              <w:rPr>
+                <w:rFonts w:ascii="BRH Malayalam Extra" w:eastAsia="Times New Roman" w:hAnsi="BRH Malayalam Extra" w:cs="BRH Malayalam Extra"/>
+                <w:color w:val="000000"/>
+                <w:sz w:val="40"/>
+                <w:szCs w:val="40"/>
+                <w:lang w:val="it-IT" w:eastAsia="en-IN" w:bidi="ml-IN"/>
+              </w:rPr>
+            </w:pPr>
           </w:p>
         </w:tc>
       </w:tr>
@@ -1707,7 +2337,6 @@
                 <w:sz w:val="32"/>
                 <w:szCs w:val="32"/>
               </w:rPr>
-              <w:lastRenderedPageBreak/>
               <w:t>Reference</w:t>
             </w:r>
           </w:p>
@@ -1730,7 +2359,6 @@
                 <w:sz w:val="32"/>
                 <w:szCs w:val="32"/>
               </w:rPr>
-              <w:lastRenderedPageBreak/>
               <w:t>As Printed</w:t>
             </w:r>
           </w:p>
@@ -2455,6 +3083,7 @@
                 <w:sz w:val="28"/>
                 <w:szCs w:val="32"/>
               </w:rPr>
+              <w:lastRenderedPageBreak/>
               <w:t>T.S.5.6.1.3 – Kramam</w:t>
             </w:r>
           </w:p>
@@ -3480,7 +4109,6 @@
                 <w:sz w:val="28"/>
                 <w:szCs w:val="32"/>
               </w:rPr>
-              <w:lastRenderedPageBreak/>
               <w:t>T.S.5.6.3.1 – Kramam</w:t>
             </w:r>
           </w:p>
@@ -4889,6 +5517,7 @@
                 <w:sz w:val="28"/>
                 <w:szCs w:val="32"/>
               </w:rPr>
+              <w:lastRenderedPageBreak/>
               <w:t>T.S.5.6.6.4 – Kramam</w:t>
             </w:r>
           </w:p>
@@ -5908,7 +6537,6 @@
                 <w:sz w:val="28"/>
                 <w:szCs w:val="32"/>
               </w:rPr>
-              <w:lastRenderedPageBreak/>
               <w:t>T.S.5.6.10.2 – Kramam</w:t>
             </w:r>
           </w:p>
@@ -7173,6 +7801,7 @@
                 <w:szCs w:val="40"/>
                 <w:lang w:val="en-IN" w:eastAsia="en-IN" w:bidi="ml-IN"/>
               </w:rPr>
+              <w:lastRenderedPageBreak/>
               <w:t>öZy - Apõ—J |</w:t>
             </w:r>
           </w:p>
@@ -7204,6 +7833,7 @@
                 <w:szCs w:val="40"/>
                 <w:lang w:val="en-IN" w:eastAsia="en-IN" w:bidi="ml-IN"/>
               </w:rPr>
+              <w:lastRenderedPageBreak/>
               <w:t>¥kxty—Yz</w:t>
             </w:r>
             <w:r>
@@ -7348,6 +7978,7 @@
                 <w:szCs w:val="40"/>
                 <w:lang w:val="en-IN" w:eastAsia="en-IN" w:bidi="ml-IN"/>
               </w:rPr>
+              <w:lastRenderedPageBreak/>
               <w:t>öZy - Apõ—J |</w:t>
             </w:r>
             <w:r>
@@ -7441,6 +8072,7 @@
                 <w:sz w:val="28"/>
                 <w:szCs w:val="32"/>
               </w:rPr>
+              <w:lastRenderedPageBreak/>
               <w:t>T.S.5.6.22.1 – Kramam</w:t>
             </w:r>
           </w:p>
@@ -8283,7 +8915,6 @@
                 <w:sz w:val="28"/>
                 <w:szCs w:val="32"/>
               </w:rPr>
-              <w:lastRenderedPageBreak/>
               <w:t>T.S.5.6.16.1 – Kramam</w:t>
             </w:r>
           </w:p>

--- a/TS-Kramam/TS-5.6/TS 5.6 Malayalam Krama Paatam Corrections.docx
+++ b/TS-Kramam/TS-5.6/TS 5.6 Malayalam Krama Paatam Corrections.docx
@@ -44,7 +44,6 @@
         </w:rPr>
         <w:t xml:space="preserve"> Paatam – TS </w:t>
       </w:r>
-      <w:proofErr w:type="gramStart"/>
       <w:r>
         <w:rPr>
           <w:b/>
@@ -95,7 +94,6 @@
         </w:rPr>
         <w:t>am</w:t>
       </w:r>
-      <w:proofErr w:type="gramEnd"/>
       <w:r>
         <w:rPr>
           <w:b/>
@@ -124,18 +122,7 @@
           <w:szCs w:val="32"/>
           <w:u w:val="single"/>
         </w:rPr>
-        <w:t xml:space="preserve">Observed </w:t>
-      </w:r>
-      <w:proofErr w:type="gramStart"/>
-      <w:r>
-        <w:rPr>
-          <w:b/>
-          <w:bCs/>
-          <w:sz w:val="32"/>
-          <w:szCs w:val="32"/>
-          <w:u w:val="single"/>
-        </w:rPr>
-        <w:t xml:space="preserve">till </w:t>
+        <w:t xml:space="preserve">Observed till </w:t>
       </w:r>
       <w:r>
         <w:rPr>
@@ -148,7 +135,6 @@
         </w:rPr>
         <w:t>????</w:t>
       </w:r>
-      <w:proofErr w:type="gramEnd"/>
     </w:p>
     <w:p>
       <w:pPr>
@@ -2030,6 +2016,102 @@
               <w:autoSpaceDE w:val="0"/>
               <w:autoSpaceDN w:val="0"/>
               <w:adjustRightInd w:val="0"/>
+              <w:spacing w:before="0" w:line="240" w:lineRule="auto"/>
+              <w:ind w:right="297"/>
+              <w:rPr>
+                <w:rFonts w:cs="Arial"/>
+                <w:b/>
+                <w:sz w:val="28"/>
+                <w:szCs w:val="32"/>
+              </w:rPr>
+            </w:pPr>
+            <w:r>
+              <w:rPr>
+                <w:rFonts w:cs="Arial"/>
+                <w:b/>
+                <w:sz w:val="28"/>
+                <w:szCs w:val="32"/>
+              </w:rPr>
+              <w:lastRenderedPageBreak/>
+              <w:t>T.S.5.6.</w:t>
+            </w:r>
+            <w:r>
+              <w:rPr>
+                <w:rFonts w:cs="Arial"/>
+                <w:b/>
+                <w:sz w:val="28"/>
+                <w:szCs w:val="32"/>
+              </w:rPr>
+              <w:t>21</w:t>
+            </w:r>
+            <w:r>
+              <w:rPr>
+                <w:rFonts w:cs="Arial"/>
+                <w:b/>
+                <w:sz w:val="28"/>
+                <w:szCs w:val="32"/>
+              </w:rPr>
+              <w:t>.1</w:t>
+            </w:r>
+            <w:r>
+              <w:rPr>
+                <w:rFonts w:cs="Arial"/>
+                <w:b/>
+                <w:sz w:val="28"/>
+                <w:szCs w:val="32"/>
+              </w:rPr>
+              <w:t xml:space="preserve"> – Kramam</w:t>
+            </w:r>
+          </w:p>
+          <w:p>
+            <w:pPr>
+              <w:widowControl w:val="0"/>
+              <w:tabs>
+                <w:tab w:val="left" w:pos="993"/>
+              </w:tabs>
+              <w:autoSpaceDE w:val="0"/>
+              <w:autoSpaceDN w:val="0"/>
+              <w:adjustRightInd w:val="0"/>
+              <w:spacing w:before="0" w:line="240" w:lineRule="auto"/>
+              <w:ind w:right="297"/>
+              <w:rPr>
+                <w:rFonts w:cs="Arial"/>
+                <w:b/>
+                <w:sz w:val="28"/>
+                <w:szCs w:val="32"/>
+                <w:lang w:val="it-IT"/>
+              </w:rPr>
+            </w:pPr>
+            <w:r>
+              <w:rPr>
+                <w:rFonts w:cs="Arial"/>
+                <w:b/>
+                <w:sz w:val="28"/>
+                <w:szCs w:val="32"/>
+                <w:lang w:val="it-IT"/>
+              </w:rPr>
+              <w:t xml:space="preserve">Krama Vaakyam No.– </w:t>
+            </w:r>
+            <w:r>
+              <w:rPr>
+                <w:rFonts w:cs="Arial"/>
+                <w:b/>
+                <w:sz w:val="28"/>
+                <w:szCs w:val="32"/>
+                <w:lang w:val="it-IT"/>
+              </w:rPr>
+              <w:t>10</w:t>
+            </w:r>
+          </w:p>
+          <w:p>
+            <w:pPr>
+              <w:widowControl w:val="0"/>
+              <w:tabs>
+                <w:tab w:val="left" w:pos="993"/>
+              </w:tabs>
+              <w:autoSpaceDE w:val="0"/>
+              <w:autoSpaceDN w:val="0"/>
+              <w:adjustRightInd w:val="0"/>
               <w:spacing w:before="0" w:line="252" w:lineRule="auto"/>
               <w:ind w:right="297"/>
               <w:rPr>
@@ -2040,6 +2122,45 @@
                 <w:lang w:val="it-IT"/>
               </w:rPr>
             </w:pPr>
+            <w:r>
+              <w:rPr>
+                <w:rFonts w:cs="Arial"/>
+                <w:b/>
+                <w:sz w:val="28"/>
+                <w:szCs w:val="32"/>
+                <w:lang w:val="it-IT"/>
+              </w:rPr>
+              <w:t>Panchaati No</w:t>
+            </w:r>
+            <w:r>
+              <w:rPr>
+                <w:rFonts w:cs="Arial"/>
+                <w:b/>
+                <w:szCs w:val="32"/>
+                <w:lang w:val="it-IT"/>
+              </w:rPr>
+              <w:t>. -</w:t>
+            </w:r>
+            <w:r>
+              <w:rPr>
+                <w:rFonts w:cs="Arial"/>
+                <w:b/>
+                <w:sz w:val="28"/>
+                <w:szCs w:val="28"/>
+                <w:lang w:val="it-IT"/>
+              </w:rPr>
+              <w:t xml:space="preserve"> </w:t>
+            </w:r>
+            <w:r>
+              <w:rPr>
+                <w:rFonts w:cs="Arial"/>
+                <w:b/>
+                <w:sz w:val="28"/>
+                <w:szCs w:val="28"/>
+                <w:lang w:val="it-IT"/>
+              </w:rPr>
+              <w:t>32</w:t>
+            </w:r>
           </w:p>
         </w:tc>
         <w:tc>
@@ -2061,6 +2182,183 @@
                 <w:lang w:val="it-IT" w:eastAsia="en-IN" w:bidi="ml-IN"/>
               </w:rPr>
             </w:pPr>
+            <w:r>
+              <w:rPr>
+                <w:rFonts w:ascii="BRH Malayalam Extra" w:eastAsia="Times New Roman" w:hAnsi="BRH Malayalam Extra" w:cs="BRH Malayalam Extra"/>
+                <w:color w:val="000000"/>
+                <w:sz w:val="40"/>
+                <w:szCs w:val="40"/>
+                <w:lang w:val="it-IT" w:eastAsia="en-IN" w:bidi="ml-IN"/>
+              </w:rPr>
+              <w:t>Hx</w:t>
+            </w:r>
+            <w:r>
+              <w:rPr>
+                <w:rFonts w:ascii="BRH Malayalam Extra" w:eastAsia="Times New Roman" w:hAnsi="BRH Malayalam Extra" w:cs="BRH Malayalam Extra"/>
+                <w:color w:val="000000"/>
+                <w:sz w:val="32"/>
+                <w:szCs w:val="40"/>
+                <w:lang w:val="it-IT" w:eastAsia="en-IN" w:bidi="ml-IN"/>
+              </w:rPr>
+              <w:t>–</w:t>
+            </w:r>
+            <w:r>
+              <w:rPr>
+                <w:rFonts w:ascii="BRH Malayalam Extra" w:eastAsia="Times New Roman" w:hAnsi="BRH Malayalam Extra" w:cs="BRH Malayalam Extra"/>
+                <w:color w:val="000000"/>
+                <w:sz w:val="40"/>
+                <w:szCs w:val="40"/>
+                <w:lang w:val="it-IT" w:eastAsia="en-IN" w:bidi="ml-IN"/>
+              </w:rPr>
+              <w:t>¥Rx</w:t>
+            </w:r>
+            <w:r>
+              <w:rPr>
+                <w:rFonts w:ascii="BRH Malayalam Extra" w:eastAsia="Times New Roman" w:hAnsi="BRH Malayalam Extra" w:cs="BRH Malayalam Extra"/>
+                <w:color w:val="000000"/>
+                <w:sz w:val="32"/>
+                <w:szCs w:val="40"/>
+                <w:lang w:val="it-IT" w:eastAsia="en-IN" w:bidi="ml-IN"/>
+              </w:rPr>
+              <w:t>–</w:t>
+            </w:r>
+            <w:r>
+              <w:rPr>
+                <w:rFonts w:ascii="BRH Malayalam Extra" w:eastAsia="Times New Roman" w:hAnsi="BRH Malayalam Extra" w:cs="BRH Malayalam Extra"/>
+                <w:color w:val="000000"/>
+                <w:sz w:val="40"/>
+                <w:szCs w:val="40"/>
+                <w:lang w:val="it-IT" w:eastAsia="en-IN" w:bidi="ml-IN"/>
+              </w:rPr>
+              <w:t>bxhõx</w:t>
+            </w:r>
+            <w:r>
+              <w:rPr>
+                <w:rFonts w:ascii="BRH Malayalam Extra" w:eastAsia="Times New Roman" w:hAnsi="BRH Malayalam Extra" w:cs="BRH Malayalam Extra"/>
+                <w:color w:val="000000"/>
+                <w:sz w:val="32"/>
+                <w:szCs w:val="40"/>
+                <w:lang w:val="it-IT" w:eastAsia="en-IN" w:bidi="ml-IN"/>
+              </w:rPr>
+              <w:t>–</w:t>
+            </w:r>
+            <w:r>
+              <w:rPr>
+                <w:rFonts w:ascii="BRH Malayalam Extra" w:eastAsia="Times New Roman" w:hAnsi="BRH Malayalam Extra" w:cs="BRH Malayalam Extra"/>
+                <w:color w:val="000000"/>
+                <w:sz w:val="40"/>
+                <w:szCs w:val="40"/>
+                <w:lang w:val="it-IT" w:eastAsia="en-IN" w:bidi="ml-IN"/>
+              </w:rPr>
+              <w:t xml:space="preserve">i¡ræx—k¦ | </w:t>
+            </w:r>
+          </w:p>
+          <w:p>
+            <w:pPr>
+              <w:widowControl w:val="0"/>
+              <w:autoSpaceDE w:val="0"/>
+              <w:autoSpaceDN w:val="0"/>
+              <w:adjustRightInd w:val="0"/>
+              <w:spacing w:before="0" w:line="240" w:lineRule="auto"/>
+              <w:rPr>
+                <w:rFonts w:ascii="BRH Malayalam Extra" w:eastAsia="Times New Roman" w:hAnsi="BRH Malayalam Extra" w:cs="BRH Malayalam Extra"/>
+                <w:color w:val="000000"/>
+                <w:sz w:val="40"/>
+                <w:szCs w:val="40"/>
+                <w:lang w:val="it-IT" w:eastAsia="en-IN" w:bidi="ml-IN"/>
+              </w:rPr>
+            </w:pPr>
+            <w:r>
+              <w:rPr>
+                <w:rFonts w:ascii="BRH Malayalam Extra" w:eastAsia="Times New Roman" w:hAnsi="BRH Malayalam Extra" w:cs="BRH Malayalam Extra"/>
+                <w:color w:val="000000"/>
+                <w:sz w:val="40"/>
+                <w:szCs w:val="40"/>
+                <w:lang w:val="it-IT" w:eastAsia="en-IN" w:bidi="ml-IN"/>
+              </w:rPr>
+              <w:t>Hx</w:t>
+            </w:r>
+            <w:r>
+              <w:rPr>
+                <w:rFonts w:ascii="BRH Malayalam Extra" w:eastAsia="Times New Roman" w:hAnsi="BRH Malayalam Extra" w:cs="BRH Malayalam Extra"/>
+                <w:color w:val="000000"/>
+                <w:sz w:val="32"/>
+                <w:szCs w:val="40"/>
+                <w:lang w:val="it-IT" w:eastAsia="en-IN" w:bidi="ml-IN"/>
+              </w:rPr>
+              <w:t>–</w:t>
+            </w:r>
+            <w:r>
+              <w:rPr>
+                <w:rFonts w:ascii="BRH Malayalam Extra" w:eastAsia="Times New Roman" w:hAnsi="BRH Malayalam Extra" w:cs="BRH Malayalam Extra"/>
+                <w:color w:val="000000"/>
+                <w:sz w:val="40"/>
+                <w:szCs w:val="40"/>
+                <w:lang w:val="it-IT" w:eastAsia="en-IN" w:bidi="ml-IN"/>
+              </w:rPr>
+              <w:t>¥Rx</w:t>
+            </w:r>
+            <w:r>
+              <w:rPr>
+                <w:rFonts w:ascii="BRH Malayalam Extra" w:eastAsia="Times New Roman" w:hAnsi="BRH Malayalam Extra" w:cs="BRH Malayalam Extra"/>
+                <w:color w:val="000000"/>
+                <w:sz w:val="32"/>
+                <w:szCs w:val="40"/>
+                <w:lang w:val="it-IT" w:eastAsia="en-IN" w:bidi="ml-IN"/>
+              </w:rPr>
+              <w:t>–</w:t>
+            </w:r>
+            <w:r>
+              <w:rPr>
+                <w:rFonts w:ascii="BRH Malayalam Extra" w:eastAsia="Times New Roman" w:hAnsi="BRH Malayalam Extra" w:cs="BRH Malayalam Extra"/>
+                <w:color w:val="000000"/>
+                <w:sz w:val="40"/>
+                <w:szCs w:val="40"/>
+                <w:lang w:val="it-IT" w:eastAsia="en-IN" w:bidi="ml-IN"/>
+              </w:rPr>
+              <w:t>bxhõx</w:t>
+            </w:r>
+            <w:r>
+              <w:rPr>
+                <w:rFonts w:ascii="BRH Malayalam Extra" w:eastAsia="Times New Roman" w:hAnsi="BRH Malayalam Extra" w:cs="BRH Malayalam Extra"/>
+                <w:color w:val="000000"/>
+                <w:sz w:val="32"/>
+                <w:szCs w:val="40"/>
+                <w:lang w:val="it-IT" w:eastAsia="en-IN" w:bidi="ml-IN"/>
+              </w:rPr>
+              <w:t>–</w:t>
+            </w:r>
+            <w:r>
+              <w:rPr>
+                <w:rFonts w:ascii="BRH Malayalam Extra" w:eastAsia="Times New Roman" w:hAnsi="BRH Malayalam Extra" w:cs="BRH Malayalam Extra"/>
+                <w:color w:val="000000"/>
+                <w:sz w:val="40"/>
+                <w:szCs w:val="40"/>
+                <w:lang w:val="it-IT" w:eastAsia="en-IN" w:bidi="ml-IN"/>
+              </w:rPr>
+              <w:t>iy¥Zõx—RJ - bx</w:t>
+            </w:r>
+            <w:r>
+              <w:rPr>
+                <w:rFonts w:ascii="BRH Malayalam Extra" w:eastAsia="Times New Roman" w:hAnsi="BRH Malayalam Extra" w:cs="BRH Malayalam Extra"/>
+                <w:color w:val="000000"/>
+                <w:sz w:val="40"/>
+                <w:szCs w:val="40"/>
+                <w:highlight w:val="yellow"/>
+                <w:lang w:val="it-IT" w:eastAsia="en-IN" w:bidi="ml-IN"/>
+              </w:rPr>
+              <w:t>hõ˜</w:t>
+            </w:r>
+            <w:r>
+              <w:rPr>
+                <w:rFonts w:ascii="BRH Malayalam Extra" w:eastAsia="Times New Roman" w:hAnsi="BRH Malayalam Extra" w:cs="BRH Malayalam Extra"/>
+                <w:color w:val="000000"/>
+                <w:sz w:val="40"/>
+                <w:szCs w:val="40"/>
+                <w:lang w:val="it-IT" w:eastAsia="en-IN" w:bidi="ml-IN"/>
+              </w:rPr>
+              <w:t>I |</w:t>
+            </w:r>
           </w:p>
         </w:tc>
         <w:tc>
@@ -2073,6 +2371,92 @@
               <w:autoSpaceDE w:val="0"/>
               <w:autoSpaceDN w:val="0"/>
               <w:adjustRightInd w:val="0"/>
+              <w:spacing w:line="252" w:lineRule="auto"/>
+              <w:rPr>
+                <w:rFonts w:ascii="BRH Malayalam Extra" w:eastAsia="Times New Roman" w:hAnsi="BRH Malayalam Extra" w:cs="BRH Malayalam Extra"/>
+                <w:color w:val="000000"/>
+                <w:sz w:val="40"/>
+                <w:szCs w:val="40"/>
+                <w:lang w:val="it-IT" w:eastAsia="en-IN" w:bidi="ml-IN"/>
+              </w:rPr>
+            </w:pPr>
+            <w:r>
+              <w:rPr>
+                <w:rFonts w:ascii="BRH Malayalam Extra" w:eastAsia="Times New Roman" w:hAnsi="BRH Malayalam Extra" w:cs="BRH Malayalam Extra"/>
+                <w:color w:val="000000"/>
+                <w:sz w:val="40"/>
+                <w:szCs w:val="40"/>
+                <w:lang w:val="it-IT" w:eastAsia="en-IN" w:bidi="ml-IN"/>
+              </w:rPr>
+              <w:t>Hx</w:t>
+            </w:r>
+            <w:r>
+              <w:rPr>
+                <w:rFonts w:ascii="BRH Malayalam Extra" w:eastAsia="Times New Roman" w:hAnsi="BRH Malayalam Extra" w:cs="BRH Malayalam Extra"/>
+                <w:color w:val="000000"/>
+                <w:sz w:val="32"/>
+                <w:szCs w:val="40"/>
+                <w:lang w:val="it-IT" w:eastAsia="en-IN" w:bidi="ml-IN"/>
+              </w:rPr>
+              <w:t>–</w:t>
+            </w:r>
+            <w:r>
+              <w:rPr>
+                <w:rFonts w:ascii="BRH Malayalam Extra" w:eastAsia="Times New Roman" w:hAnsi="BRH Malayalam Extra" w:cs="BRH Malayalam Extra"/>
+                <w:color w:val="000000"/>
+                <w:sz w:val="40"/>
+                <w:szCs w:val="40"/>
+                <w:lang w:val="it-IT" w:eastAsia="en-IN" w:bidi="ml-IN"/>
+              </w:rPr>
+              <w:t>¥Rx</w:t>
+            </w:r>
+            <w:r>
+              <w:rPr>
+                <w:rFonts w:ascii="BRH Malayalam Extra" w:eastAsia="Times New Roman" w:hAnsi="BRH Malayalam Extra" w:cs="BRH Malayalam Extra"/>
+                <w:color w:val="000000"/>
+                <w:sz w:val="32"/>
+                <w:szCs w:val="40"/>
+                <w:lang w:val="it-IT" w:eastAsia="en-IN" w:bidi="ml-IN"/>
+              </w:rPr>
+              <w:t>–</w:t>
+            </w:r>
+            <w:r>
+              <w:rPr>
+                <w:rFonts w:ascii="BRH Malayalam Extra" w:eastAsia="Times New Roman" w:hAnsi="BRH Malayalam Extra" w:cs="BRH Malayalam Extra"/>
+                <w:color w:val="000000"/>
+                <w:sz w:val="40"/>
+                <w:szCs w:val="40"/>
+                <w:lang w:val="it-IT" w:eastAsia="en-IN" w:bidi="ml-IN"/>
+              </w:rPr>
+              <w:t>bxhõx</w:t>
+            </w:r>
+            <w:r>
+              <w:rPr>
+                <w:rFonts w:ascii="BRH Malayalam Extra" w:eastAsia="Times New Roman" w:hAnsi="BRH Malayalam Extra" w:cs="BRH Malayalam Extra"/>
+                <w:color w:val="000000"/>
+                <w:sz w:val="32"/>
+                <w:szCs w:val="40"/>
+                <w:lang w:val="it-IT" w:eastAsia="en-IN" w:bidi="ml-IN"/>
+              </w:rPr>
+              <w:t>–</w:t>
+            </w:r>
+            <w:r>
+              <w:rPr>
+                <w:rFonts w:ascii="BRH Malayalam Extra" w:eastAsia="Times New Roman" w:hAnsi="BRH Malayalam Extra" w:cs="BRH Malayalam Extra"/>
+                <w:color w:val="000000"/>
+                <w:sz w:val="40"/>
+                <w:szCs w:val="40"/>
+                <w:lang w:val="it-IT" w:eastAsia="en-IN" w:bidi="ml-IN"/>
+              </w:rPr>
+              <w:t xml:space="preserve">i¡ræx—k¦ | </w:t>
+            </w:r>
+          </w:p>
+          <w:p>
+            <w:pPr>
+              <w:widowControl w:val="0"/>
+              <w:autoSpaceDE w:val="0"/>
+              <w:autoSpaceDN w:val="0"/>
+              <w:adjustRightInd w:val="0"/>
               <w:spacing w:before="0" w:line="240" w:lineRule="auto"/>
               <w:rPr>
                 <w:rFonts w:ascii="BRH Malayalam Extra" w:eastAsia="Times New Roman" w:hAnsi="BRH Malayalam Extra" w:cs="BRH Malayalam Extra"/>
@@ -2082,6 +2466,97 @@
                 <w:lang w:val="it-IT" w:eastAsia="en-IN" w:bidi="ml-IN"/>
               </w:rPr>
             </w:pPr>
+            <w:r>
+              <w:rPr>
+                <w:rFonts w:ascii="BRH Malayalam Extra" w:eastAsia="Times New Roman" w:hAnsi="BRH Malayalam Extra" w:cs="BRH Malayalam Extra"/>
+                <w:color w:val="000000"/>
+                <w:sz w:val="40"/>
+                <w:szCs w:val="40"/>
+                <w:lang w:val="it-IT" w:eastAsia="en-IN" w:bidi="ml-IN"/>
+              </w:rPr>
+              <w:t>Hx</w:t>
+            </w:r>
+            <w:r>
+              <w:rPr>
+                <w:rFonts w:ascii="BRH Malayalam Extra" w:eastAsia="Times New Roman" w:hAnsi="BRH Malayalam Extra" w:cs="BRH Malayalam Extra"/>
+                <w:color w:val="000000"/>
+                <w:sz w:val="32"/>
+                <w:szCs w:val="40"/>
+                <w:lang w:val="it-IT" w:eastAsia="en-IN" w:bidi="ml-IN"/>
+              </w:rPr>
+              <w:t>–</w:t>
+            </w:r>
+            <w:r>
+              <w:rPr>
+                <w:rFonts w:ascii="BRH Malayalam Extra" w:eastAsia="Times New Roman" w:hAnsi="BRH Malayalam Extra" w:cs="BRH Malayalam Extra"/>
+                <w:color w:val="000000"/>
+                <w:sz w:val="40"/>
+                <w:szCs w:val="40"/>
+                <w:lang w:val="it-IT" w:eastAsia="en-IN" w:bidi="ml-IN"/>
+              </w:rPr>
+              <w:t>¥Rx</w:t>
+            </w:r>
+            <w:r>
+              <w:rPr>
+                <w:rFonts w:ascii="BRH Malayalam Extra" w:eastAsia="Times New Roman" w:hAnsi="BRH Malayalam Extra" w:cs="BRH Malayalam Extra"/>
+                <w:color w:val="000000"/>
+                <w:sz w:val="32"/>
+                <w:szCs w:val="40"/>
+                <w:lang w:val="it-IT" w:eastAsia="en-IN" w:bidi="ml-IN"/>
+              </w:rPr>
+              <w:t>–</w:t>
+            </w:r>
+            <w:r>
+              <w:rPr>
+                <w:rFonts w:ascii="BRH Malayalam Extra" w:eastAsia="Times New Roman" w:hAnsi="BRH Malayalam Extra" w:cs="BRH Malayalam Extra"/>
+                <w:color w:val="000000"/>
+                <w:sz w:val="40"/>
+                <w:szCs w:val="40"/>
+                <w:lang w:val="it-IT" w:eastAsia="en-IN" w:bidi="ml-IN"/>
+              </w:rPr>
+              <w:t>bxhõx</w:t>
+            </w:r>
+            <w:r>
+              <w:rPr>
+                <w:rFonts w:ascii="BRH Malayalam Extra" w:eastAsia="Times New Roman" w:hAnsi="BRH Malayalam Extra" w:cs="BRH Malayalam Extra"/>
+                <w:color w:val="000000"/>
+                <w:sz w:val="32"/>
+                <w:szCs w:val="40"/>
+                <w:lang w:val="it-IT" w:eastAsia="en-IN" w:bidi="ml-IN"/>
+              </w:rPr>
+              <w:t>–</w:t>
+            </w:r>
+            <w:r>
+              <w:rPr>
+                <w:rFonts w:ascii="BRH Malayalam Extra" w:eastAsia="Times New Roman" w:hAnsi="BRH Malayalam Extra" w:cs="BRH Malayalam Extra"/>
+                <w:color w:val="000000"/>
+                <w:sz w:val="40"/>
+                <w:szCs w:val="40"/>
+                <w:lang w:val="it-IT" w:eastAsia="en-IN" w:bidi="ml-IN"/>
+              </w:rPr>
+              <w:t>iy¥Zõx—RJ - bxhõ</w:t>
+            </w:r>
+            <w:r>
+              <w:rPr>
+                <w:rFonts w:ascii="BRH Malayalam Extra" w:eastAsia="Times New Roman" w:hAnsi="BRH Malayalam Extra" w:cs="BRH Malayalam Extra"/>
+                <w:color w:val="000000"/>
+                <w:sz w:val="40"/>
+                <w:szCs w:val="40"/>
+                <w:highlight w:val="green"/>
+                <w:lang w:val="it-IT" w:eastAsia="en-IN" w:bidi="ml-IN"/>
+              </w:rPr>
+              <w:t>x˜I</w:t>
+            </w:r>
+            <w:r>
+              <w:rPr>
+                <w:rFonts w:ascii="BRH Malayalam Extra" w:eastAsia="Times New Roman" w:hAnsi="BRH Malayalam Extra" w:cs="BRH Malayalam Extra"/>
+                <w:color w:val="000000"/>
+                <w:sz w:val="40"/>
+                <w:szCs w:val="40"/>
+                <w:lang w:val="it-IT" w:eastAsia="en-IN" w:bidi="ml-IN"/>
+              </w:rPr>
+              <w:t xml:space="preserve"> |</w:t>
+            </w:r>
           </w:p>
         </w:tc>
       </w:tr>
@@ -2190,7 +2665,6 @@
         </w:rPr>
         <w:t xml:space="preserve"> Paatam – TS </w:t>
       </w:r>
-      <w:proofErr w:type="gramStart"/>
       <w:r>
         <w:rPr>
           <w:b/>
@@ -2221,7 +2695,6 @@
         </w:rPr>
         <w:t>Malayaam</w:t>
       </w:r>
-      <w:proofErr w:type="gramEnd"/>
       <w:r>
         <w:rPr>
           <w:b/>
@@ -9424,16 +9897,7 @@
           <w:bCs/>
           <w:sz w:val="32"/>
         </w:rPr>
-        <w:t xml:space="preserve">replaced </w:t>
-      </w:r>
-      <w:proofErr w:type="gramStart"/>
-      <w:r>
-        <w:rPr>
-          <w:b/>
-          <w:bCs/>
-          <w:sz w:val="32"/>
-        </w:rPr>
-        <w:t>with</w:t>
+        <w:t>replaced with</w:t>
       </w:r>
       <w:r>
         <w:rPr>
@@ -9455,7 +9919,6 @@
         </w:rPr>
         <w:t>"</w:t>
       </w:r>
-      <w:proofErr w:type="gramEnd"/>
       <w:r>
         <w:rPr>
           <w:rFonts w:ascii="BRH Malayalam" w:hAnsi="BRH Malayalam" w:cs="BRH Malayalam"/>
@@ -9467,7 +9930,6 @@
         </w:rPr>
         <w:t>q§T</w:t>
       </w:r>
-      <w:proofErr w:type="gramStart"/>
       <w:r>
         <w:rPr>
           <w:rFonts w:ascii="BRH Malayalam" w:hAnsi="BRH Malayalam" w:cs="BRH Malayalam"/>
@@ -9484,16 +9946,7 @@
           <w:bCs/>
           <w:sz w:val="32"/>
         </w:rPr>
-        <w:t>wherever</w:t>
-      </w:r>
-      <w:proofErr w:type="gramEnd"/>
-      <w:r>
-        <w:rPr>
-          <w:b/>
-          <w:bCs/>
-          <w:sz w:val="32"/>
-        </w:rPr>
-        <w:t xml:space="preserve"> applicable</w:t>
+        <w:t>wherever applicable</w:t>
       </w:r>
     </w:p>
     <w:p>

--- a/TS-Kramam/TS-5.6/TS 5.6 Malayalam Krama Paatam Corrections.docx
+++ b/TS-Kramam/TS-5.6/TS 5.6 Malayalam Krama Paatam Corrections.docx
@@ -44,6 +44,7 @@
         </w:rPr>
         <w:t xml:space="preserve"> Paatam – TS </w:t>
       </w:r>
+      <w:proofErr w:type="gramStart"/>
       <w:r>
         <w:rPr>
           <w:b/>
@@ -94,6 +95,7 @@
         </w:rPr>
         <w:t>am</w:t>
       </w:r>
+      <w:proofErr w:type="gramEnd"/>
       <w:r>
         <w:rPr>
           <w:b/>
@@ -130,10 +132,9 @@
           <w:bCs/>
           <w:sz w:val="32"/>
           <w:szCs w:val="32"/>
-          <w:highlight w:val="red"/>
           <w:u w:val="single"/>
         </w:rPr>
-        <w:t>????</w:t>
+        <w:t>31st July 2026</w:t>
       </w:r>
     </w:p>
     <w:p>
@@ -1884,7 +1885,7 @@
                 <w:szCs w:val="40"/>
                 <w:lang w:val="it-IT" w:eastAsia="en-IN" w:bidi="ml-IN"/>
               </w:rPr>
-              <w:t xml:space="preserve"> ¥</w:t>
+              <w:t xml:space="preserve"> </w:t>
             </w:r>
           </w:p>
           <w:p>
@@ -1913,7 +1914,7 @@
                 <w:szCs w:val="40"/>
                 <w:lang w:val="it-IT" w:eastAsia="en-IN" w:bidi="ml-IN"/>
               </w:rPr>
-              <w:t>q</w:t>
+              <w:t>¥q</w:t>
             </w:r>
             <w:r>
               <w:rPr>
@@ -2042,16 +2043,7 @@
                 <w:sz w:val="28"/>
                 <w:szCs w:val="32"/>
               </w:rPr>
-              <w:t>21</w:t>
-            </w:r>
-            <w:r>
-              <w:rPr>
-                <w:rFonts w:cs="Arial"/>
-                <w:b/>
-                <w:sz w:val="28"/>
-                <w:szCs w:val="32"/>
-              </w:rPr>
-              <w:t>.1</w:t>
+              <w:t>21.1</w:t>
             </w:r>
             <w:r>
               <w:rPr>
@@ -2079,16 +2071,16 @@
                 <w:b/>
                 <w:sz w:val="28"/>
                 <w:szCs w:val="32"/>
-                <w:lang w:val="it-IT"/>
-              </w:rPr>
-            </w:pPr>
-            <w:r>
-              <w:rPr>
-                <w:rFonts w:cs="Arial"/>
-                <w:b/>
-                <w:sz w:val="28"/>
-                <w:szCs w:val="32"/>
-                <w:lang w:val="it-IT"/>
+                <w:lang w:val="en-IN"/>
+              </w:rPr>
+            </w:pPr>
+            <w:r>
+              <w:rPr>
+                <w:rFonts w:cs="Arial"/>
+                <w:b/>
+                <w:sz w:val="28"/>
+                <w:szCs w:val="32"/>
+                <w:lang w:val="en-IN"/>
               </w:rPr>
               <w:t xml:space="preserve">Krama Vaakyam No.– </w:t>
             </w:r>
@@ -2098,7 +2090,7 @@
                 <w:b/>
                 <w:sz w:val="28"/>
                 <w:szCs w:val="32"/>
-                <w:lang w:val="it-IT"/>
+                <w:lang w:val="en-IN"/>
               </w:rPr>
               <w:t>10</w:t>
             </w:r>
@@ -2583,19 +2575,6 @@
         </w:rPr>
         <w:t>==================</w:t>
       </w:r>
-    </w:p>
-    <w:p>
-      <w:pPr>
-        <w:spacing w:before="0" w:line="240" w:lineRule="auto"/>
-        <w:jc w:val="center"/>
-        <w:rPr>
-          <w:b/>
-          <w:bCs/>
-          <w:sz w:val="32"/>
-          <w:szCs w:val="32"/>
-          <w:u w:val="single"/>
-        </w:rPr>
-      </w:pPr>
     </w:p>
     <w:p>
       <w:pPr>
@@ -2665,6 +2644,7 @@
         </w:rPr>
         <w:t xml:space="preserve"> Paatam – TS </w:t>
       </w:r>
+      <w:proofErr w:type="gramStart"/>
       <w:r>
         <w:rPr>
           <w:b/>
@@ -2695,6 +2675,7 @@
         </w:rPr>
         <w:t>Malayaam</w:t>
       </w:r>
+      <w:proofErr w:type="gramEnd"/>
       <w:r>
         <w:rPr>
           <w:b/>
@@ -3026,6 +3007,66 @@
           <w:u w:val="single"/>
         </w:rPr>
       </w:pPr>
+    </w:p>
+    <w:p>
+      <w:pPr>
+        <w:jc w:val="center"/>
+        <w:rPr>
+          <w:b/>
+          <w:bCs/>
+          <w:sz w:val="32"/>
+          <w:szCs w:val="32"/>
+          <w:u w:val="single"/>
+        </w:rPr>
+      </w:pPr>
+    </w:p>
+    <w:p>
+      <w:pPr>
+        <w:jc w:val="center"/>
+        <w:rPr>
+          <w:b/>
+          <w:bCs/>
+          <w:sz w:val="32"/>
+          <w:szCs w:val="32"/>
+          <w:u w:val="single"/>
+        </w:rPr>
+      </w:pPr>
+    </w:p>
+    <w:p>
+      <w:pPr>
+        <w:jc w:val="center"/>
+        <w:rPr>
+          <w:b/>
+          <w:bCs/>
+          <w:sz w:val="32"/>
+          <w:szCs w:val="32"/>
+          <w:u w:val="single"/>
+        </w:rPr>
+      </w:pPr>
+    </w:p>
+    <w:p>
+      <w:pPr>
+        <w:jc w:val="center"/>
+        <w:rPr>
+          <w:b/>
+          <w:bCs/>
+          <w:sz w:val="32"/>
+          <w:szCs w:val="32"/>
+          <w:u w:val="single"/>
+        </w:rPr>
+      </w:pPr>
+    </w:p>
+    <w:p>
+      <w:pPr>
+        <w:jc w:val="center"/>
+        <w:rPr>
+          <w:b/>
+          <w:bCs/>
+          <w:sz w:val="32"/>
+          <w:szCs w:val="32"/>
+          <w:u w:val="single"/>
+        </w:rPr>
+      </w:pPr>
       <w:r>
         <w:rPr>
           <w:b/>
@@ -3034,6 +3075,7 @@
           <w:szCs w:val="32"/>
           <w:u w:val="single"/>
         </w:rPr>
+        <w:lastRenderedPageBreak/>
         <w:t xml:space="preserve">TS </w:t>
       </w:r>
       <w:r>
@@ -3556,7 +3598,6 @@
                 <w:sz w:val="28"/>
                 <w:szCs w:val="32"/>
               </w:rPr>
-              <w:lastRenderedPageBreak/>
               <w:t>T.S.5.6.1.3 – Kramam</w:t>
             </w:r>
           </w:p>
@@ -5396,6 +5437,7 @@
                 <w:sz w:val="28"/>
                 <w:szCs w:val="32"/>
               </w:rPr>
+              <w:lastRenderedPageBreak/>
               <w:t>T.S.5.6.4.1 – Kramam</w:t>
             </w:r>
           </w:p>
@@ -5990,7 +6032,6 @@
                 <w:sz w:val="28"/>
                 <w:szCs w:val="32"/>
               </w:rPr>
-              <w:lastRenderedPageBreak/>
               <w:t>T.S.5.6.6.4 – Kramam</w:t>
             </w:r>
           </w:p>
@@ -7670,6 +7711,7 @@
                 <w:sz w:val="28"/>
                 <w:szCs w:val="32"/>
               </w:rPr>
+              <w:lastRenderedPageBreak/>
               <w:t>T.S.5.6.13.1 – Kramam</w:t>
             </w:r>
           </w:p>
@@ -8274,7 +8316,6 @@
                 <w:szCs w:val="40"/>
                 <w:lang w:val="en-IN" w:eastAsia="en-IN" w:bidi="ml-IN"/>
               </w:rPr>
-              <w:lastRenderedPageBreak/>
               <w:t>öZy - Apõ—J |</w:t>
             </w:r>
           </w:p>
@@ -8306,7 +8347,6 @@
                 <w:szCs w:val="40"/>
                 <w:lang w:val="en-IN" w:eastAsia="en-IN" w:bidi="ml-IN"/>
               </w:rPr>
-              <w:lastRenderedPageBreak/>
               <w:t>¥kxty—Yz</w:t>
             </w:r>
             <w:r>
@@ -8451,7 +8491,6 @@
                 <w:szCs w:val="40"/>
                 <w:lang w:val="en-IN" w:eastAsia="en-IN" w:bidi="ml-IN"/>
               </w:rPr>
-              <w:lastRenderedPageBreak/>
               <w:t>öZy - Apõ—J |</w:t>
             </w:r>
             <w:r>
@@ -8545,7 +8584,6 @@
                 <w:sz w:val="28"/>
                 <w:szCs w:val="32"/>
               </w:rPr>
-              <w:lastRenderedPageBreak/>
               <w:t>T.S.5.6.22.1 – Kramam</w:t>
             </w:r>
           </w:p>
@@ -9897,7 +9935,16 @@
           <w:bCs/>
           <w:sz w:val="32"/>
         </w:rPr>
-        <w:t>replaced with</w:t>
+        <w:t xml:space="preserve">replaced </w:t>
+      </w:r>
+      <w:proofErr w:type="gramStart"/>
+      <w:r>
+        <w:rPr>
+          <w:b/>
+          <w:bCs/>
+          <w:sz w:val="32"/>
+        </w:rPr>
+        <w:t>with</w:t>
       </w:r>
       <w:r>
         <w:rPr>
@@ -9919,6 +9966,7 @@
         </w:rPr>
         <w:t>"</w:t>
       </w:r>
+      <w:proofErr w:type="gramEnd"/>
       <w:r>
         <w:rPr>
           <w:rFonts w:ascii="BRH Malayalam" w:hAnsi="BRH Malayalam" w:cs="BRH Malayalam"/>
@@ -9930,6 +9978,7 @@
         </w:rPr>
         <w:t>q§T</w:t>
       </w:r>
+      <w:proofErr w:type="gramStart"/>
       <w:r>
         <w:rPr>
           <w:rFonts w:ascii="BRH Malayalam" w:hAnsi="BRH Malayalam" w:cs="BRH Malayalam"/>
@@ -9946,7 +9995,16 @@
           <w:bCs/>
           <w:sz w:val="32"/>
         </w:rPr>
-        <w:t>wherever applicable</w:t>
+        <w:t>wherever</w:t>
+      </w:r>
+      <w:proofErr w:type="gramEnd"/>
+      <w:r>
+        <w:rPr>
+          <w:b/>
+          <w:bCs/>
+          <w:sz w:val="32"/>
+        </w:rPr>
+        <w:t xml:space="preserve"> applicable</w:t>
       </w:r>
     </w:p>
     <w:p>
@@ -9990,6 +10048,7 @@
           <w:szCs w:val="32"/>
           <w:u w:val="single"/>
         </w:rPr>
+        <w:lastRenderedPageBreak/>
         <w:t xml:space="preserve">TS </w:t>
       </w:r>
       <w:r>
